--- a/report.docx
+++ b/report.docx
@@ -7,73 +7,7 @@
         <w:pStyle w:val="Title"/>
       </w:pPr>
       <w:r>
-        <w:t xml:space="preserve">Module</w:t>
-      </w:r>
-      <w:r>
-        <w:t xml:space="preserve"> </w:t>
-      </w:r>
-      <w:r>
-        <w:t xml:space="preserve">9:</w:t>
-      </w:r>
-      <w:r>
-        <w:t xml:space="preserve"> </w:t>
-      </w:r>
-      <w:r>
-        <w:t xml:space="preserve">Using</w:t>
-      </w:r>
-      <w:r>
-        <w:t xml:space="preserve"> </w:t>
-      </w:r>
-      <w:r>
-        <w:t xml:space="preserve">High-Frequency</w:t>
-      </w:r>
-      <w:r>
-        <w:t xml:space="preserve"> </w:t>
-      </w:r>
-      <w:r>
-        <w:t xml:space="preserve">Data</w:t>
-      </w:r>
-      <w:r>
-        <w:t xml:space="preserve"> </w:t>
-      </w:r>
-      <w:r>
-        <w:t xml:space="preserve">to</w:t>
-      </w:r>
-      <w:r>
-        <w:t xml:space="preserve"> </w:t>
-      </w:r>
-      <w:r>
-        <w:t xml:space="preserve">Manage</w:t>
-      </w:r>
-      <w:r>
-        <w:t xml:space="preserve"> </w:t>
-      </w:r>
-      <w:r>
-        <w:t xml:space="preserve">Water</w:t>
-      </w:r>
-      <w:r>
-        <w:t xml:space="preserve"> </w:t>
-      </w:r>
-      <w:r>
-        <w:t xml:space="preserve">Quality</w:t>
-      </w:r>
-      <w:r>
-        <w:t xml:space="preserve"> </w:t>
-      </w:r>
-      <w:r>
-        <w:t xml:space="preserve">-</w:t>
-      </w:r>
-      <w:r>
-        <w:t xml:space="preserve"> </w:t>
-      </w:r>
-      <w:r>
-        <w:t xml:space="preserve">Student</w:t>
-      </w:r>
-      <w:r>
-        <w:t xml:space="preserve"> </w:t>
-      </w:r>
-      <w:r>
-        <w:t xml:space="preserve">Handout</w:t>
+        <w:t xml:space="preserve">Module 9: Using High-Frequency Data to Manage Water Quality - Student Handout</w:t>
       </w:r>
     </w:p>
     <w:p>
@@ -85,18 +19,18 @@
           <wp:inline>
             <wp:extent cx="5943600" cy="385265"/>
             <wp:effectExtent b="0" l="0" r="0" t="0"/>
-            <wp:docPr descr="" title="" id="21" name="Picture"/>
+            <wp:docPr descr="" title="" id="19" name="Picture"/>
             <a:graphic>
               <a:graphicData uri="http://schemas.openxmlformats.org/drawingml/2006/picture">
                 <pic:pic>
                   <pic:nvPicPr>
-                    <pic:cNvPr descr="www/eddie_banner_2020_test.png" id="22" name="Picture"/>
+                    <pic:cNvPr descr="www/eddie_banner_2020_test.png" id="20" name="Picture"/>
                     <pic:cNvPicPr>
                       <a:picLocks noChangeArrowheads="1" noChangeAspect="1"/>
                     </pic:cNvPicPr>
                   </pic:nvPicPr>
                   <pic:blipFill>
-                    <a:blip r:embed="rId20"/>
+                    <a:blip r:embed="rId18"/>
                     <a:stretch>
                       <a:fillRect/>
                     </a:stretch>
@@ -130,7 +64,7 @@
         </w:pict>
       </w:r>
     </w:p>
-    <w:bookmarkStart w:id="23" w:name="name"/>
+    <w:bookmarkStart w:id="21" w:name="name"/>
     <w:p>
       <w:pPr>
         <w:pStyle w:val="Heading3"/>
@@ -139,8 +73,8 @@
         <w:t xml:space="preserve">Name:</w:t>
       </w:r>
     </w:p>
-    <w:bookmarkEnd w:id="23"/>
-    <w:bookmarkStart w:id="25" w:name="student-id"/>
+    <w:bookmarkEnd w:id="21"/>
+    <w:bookmarkStart w:id="23" w:name="student-id"/>
     <w:p>
       <w:pPr>
         <w:pStyle w:val="Heading3"/>
@@ -149,7 +83,7 @@
         <w:t xml:space="preserve">Student ID:</w:t>
       </w:r>
     </w:p>
-    <w:bookmarkStart w:id="24" w:name="completed-on"/>
+    <w:bookmarkStart w:id="22" w:name="completed-on"/>
     <w:p>
       <w:pPr>
         <w:pStyle w:val="Heading4"/>
@@ -165,23 +99,23 @@
         </w:pict>
       </w:r>
     </w:p>
-    <w:bookmarkEnd w:id="24"/>
-    <w:bookmarkEnd w:id="25"/>
-    <w:bookmarkStart w:id="26" w:name="X53bebb6b1f73ddf49c94e276c694e3c70f82527"/>
+    <w:bookmarkEnd w:id="22"/>
+    <w:bookmarkEnd w:id="23"/>
+    <w:bookmarkStart w:id="24" w:name="X53bebb6b1f73ddf49c94e276c694e3c70f82527"/>
     <w:p>
       <w:pPr>
         <w:pStyle w:val="Heading1"/>
       </w:pPr>
       <w:r>
         <w:rPr>
+          <w:b/>
           <w:bCs/>
-          <w:b/>
         </w:rPr>
         <w:t xml:space="preserve">Macrosystems EDDIE Module 9: Using High-Frequency Data to Manage Water Quality</w:t>
       </w:r>
     </w:p>
-    <w:bookmarkEnd w:id="26"/>
-    <w:bookmarkStart w:id="27" w:name="focal-question"/>
+    <w:bookmarkEnd w:id="24"/>
+    <w:bookmarkStart w:id="25" w:name="focal-question"/>
     <w:p>
       <w:pPr>
         <w:pStyle w:val="Heading1"/>
@@ -196,20 +130,169 @@
       </w:pPr>
       <w:r>
         <w:rPr>
+          <w:i/>
           <w:iCs/>
-          <w:i/>
         </w:rPr>
         <w:t xml:space="preserve">How can we use high-frequency data to improve water quality?</w:t>
       </w:r>
     </w:p>
+    <w:bookmarkEnd w:id="25"/>
+    <w:bookmarkStart w:id="26" w:name="summary"/>
+    <w:p>
+      <w:pPr>
+        <w:pStyle w:val="Heading1"/>
+      </w:pPr>
+      <w:r>
+        <w:t xml:space="preserve">Summary:</w:t>
+      </w:r>
+    </w:p>
+    <w:p>
+      <w:pPr>
+        <w:pStyle w:val="FirstParagraph"/>
+      </w:pPr>
+      <w:r>
+        <w:t xml:space="preserve">In recent decades, there have been substantial improvements in our ability to monitor water quality in real time using sensors that measure variables at a high frequency (every few minutes).</w:t>
+      </w:r>
+    </w:p>
+    <w:p>
+      <w:pPr>
+        <w:pStyle w:val="BodyText"/>
+      </w:pPr>
+      <w:r>
+        <w:t xml:space="preserve">In this module, you will explore data collected using high-frequency sensors and learn how to interpret these data to inform water quality management. This module was developed for water managers and students in the USA but could be transferred to other sites with some modifications.</w:t>
+      </w:r>
+    </w:p>
+    <w:bookmarkEnd w:id="26"/>
+    <w:bookmarkStart w:id="31" w:name="learning-objectives"/>
+    <w:p>
+      <w:pPr>
+        <w:pStyle w:val="Heading1"/>
+      </w:pPr>
+      <w:r>
+        <w:t xml:space="preserve">Learning Objectives:</w:t>
+      </w:r>
+    </w:p>
+    <w:p>
+      <w:pPr>
+        <w:pStyle w:val="FirstParagraph"/>
+      </w:pPr>
+      <w:r>
+        <w:t xml:space="preserve">By the end of this module, you will be able to:</w:t>
+      </w:r>
+    </w:p>
+    <w:p>
+      <w:pPr>
+        <w:pStyle w:val="Compact"/>
+        <w:numPr>
+          <w:ilvl w:val="0"/>
+          <w:numId w:val="1001"/>
+        </w:numPr>
+      </w:pPr>
+      <w:r>
+        <w:t xml:space="preserve">Define key measures of freshwater quality (water temperature, dissolved oxygen, and turbidity).</w:t>
+      </w:r>
+    </w:p>
+    <w:p>
+      <w:pPr>
+        <w:pStyle w:val="Compact"/>
+        <w:numPr>
+          <w:ilvl w:val="0"/>
+          <w:numId w:val="1001"/>
+        </w:numPr>
+      </w:pPr>
+      <w:r>
+        <w:t xml:space="preserve">Explain how water temperature changes over a year in a temperate reservoir and how these changes affect water quality.</w:t>
+      </w:r>
+    </w:p>
+    <w:p>
+      <w:pPr>
+        <w:pStyle w:val="Compact"/>
+        <w:numPr>
+          <w:ilvl w:val="0"/>
+          <w:numId w:val="1001"/>
+        </w:numPr>
+      </w:pPr>
+      <w:r>
+        <w:t xml:space="preserve">Interpret high-frequency water quality data to make decisions about water extraction depth for a drinking water reservoir.</w:t>
+      </w:r>
+    </w:p>
+    <w:p>
+      <w:pPr>
+        <w:pStyle w:val="Compact"/>
+        <w:numPr>
+          <w:ilvl w:val="0"/>
+          <w:numId w:val="1001"/>
+        </w:numPr>
+      </w:pPr>
+      <w:r>
+        <w:t xml:space="preserve">Evaluate water quality data and forecasts to make decisions about drinking water treatment.</w:t>
+      </w:r>
+    </w:p>
+    <w:bookmarkStart w:id="27" w:name="module-overview"/>
+    <w:p>
+      <w:pPr>
+        <w:pStyle w:val="Heading2"/>
+      </w:pPr>
+      <w:r>
+        <w:t xml:space="preserve">Module overview:</w:t>
+      </w:r>
+    </w:p>
+    <w:p>
+      <w:pPr>
+        <w:pStyle w:val="Compact"/>
+        <w:numPr>
+          <w:ilvl w:val="0"/>
+          <w:numId w:val="1002"/>
+        </w:numPr>
+      </w:pPr>
+      <w:r>
+        <w:t xml:space="preserve">Introductory presentation on concepts related to assessing water quality and collecting high-frequency water quality data</w:t>
+      </w:r>
+    </w:p>
+    <w:p>
+      <w:pPr>
+        <w:pStyle w:val="Compact"/>
+        <w:numPr>
+          <w:ilvl w:val="0"/>
+          <w:numId w:val="1002"/>
+        </w:numPr>
+      </w:pPr>
+      <w:r>
+        <w:t xml:space="preserve">Activity A: Access and explore high-frequency water quality data from a drinking water reservoir in southwest Virginia, USA</w:t>
+      </w:r>
+    </w:p>
+    <w:p>
+      <w:pPr>
+        <w:pStyle w:val="Compact"/>
+        <w:numPr>
+          <w:ilvl w:val="0"/>
+          <w:numId w:val="1002"/>
+        </w:numPr>
+      </w:pPr>
+      <w:r>
+        <w:t xml:space="preserve">Activity B: Use high-frequency water quality data to make water treatment plant operation decisions</w:t>
+      </w:r>
+    </w:p>
+    <w:p>
+      <w:pPr>
+        <w:pStyle w:val="Compact"/>
+        <w:numPr>
+          <w:ilvl w:val="0"/>
+          <w:numId w:val="1002"/>
+        </w:numPr>
+      </w:pPr>
+      <w:r>
+        <w:t xml:space="preserve">Activity C: Make water treatment decisions using water quality forecasts</w:t>
+      </w:r>
+    </w:p>
     <w:bookmarkEnd w:id="27"/>
-    <w:bookmarkStart w:id="28" w:name="summary"/>
-    <w:p>
-      <w:pPr>
-        <w:pStyle w:val="Heading1"/>
-      </w:pPr>
-      <w:r>
-        <w:t xml:space="preserve">Summary:</w:t>
+    <w:bookmarkStart w:id="29" w:name="module-materials"/>
+    <w:p>
+      <w:pPr>
+        <w:pStyle w:val="Heading2"/>
+      </w:pPr>
+      <w:r>
+        <w:t xml:space="preserve">Module materials:</w:t>
       </w:r>
     </w:p>
     <w:p>
@@ -217,161 +300,12 @@
         <w:pStyle w:val="FirstParagraph"/>
       </w:pPr>
       <w:r>
-        <w:t xml:space="preserve">In recent decades, there have been substantial improvements in our ability to monitor water quality in real time using sensors that measure variables at a high frequency (every few minutes).</w:t>
-      </w:r>
-    </w:p>
-    <w:p>
-      <w:pPr>
-        <w:pStyle w:val="BodyText"/>
-      </w:pPr>
-      <w:r>
-        <w:t xml:space="preserve">In this module, you will explore data collected using high-frequency sensors and learn how to interpret these data to inform water quality management. This module was developed for water managers and students in the USA but could be transferred to other sites with some modifications.</w:t>
-      </w:r>
-    </w:p>
-    <w:bookmarkEnd w:id="28"/>
-    <w:bookmarkStart w:id="33" w:name="learning-objectives"/>
-    <w:p>
-      <w:pPr>
-        <w:pStyle w:val="Heading1"/>
-      </w:pPr>
-      <w:r>
-        <w:t xml:space="preserve">Learning Objectives:</w:t>
-      </w:r>
-    </w:p>
-    <w:p>
-      <w:pPr>
-        <w:pStyle w:val="FirstParagraph"/>
-      </w:pPr>
-      <w:r>
-        <w:t xml:space="preserve">By the end of this module, you will be able to:</w:t>
-      </w:r>
-    </w:p>
-    <w:p>
-      <w:pPr>
-        <w:numPr>
-          <w:ilvl w:val="0"/>
-          <w:numId w:val="1001"/>
-        </w:numPr>
-        <w:pStyle w:val="Compact"/>
-      </w:pPr>
-      <w:r>
-        <w:t xml:space="preserve">Define key measures of freshwater quality (water temperature, dissolved oxygen, and turbidity).</w:t>
-      </w:r>
-    </w:p>
-    <w:p>
-      <w:pPr>
-        <w:numPr>
-          <w:ilvl w:val="0"/>
-          <w:numId w:val="1001"/>
-        </w:numPr>
-        <w:pStyle w:val="Compact"/>
-      </w:pPr>
-      <w:r>
-        <w:t xml:space="preserve">Explain how water temperature changes over the course of a year in a temperate reservoir and how these changes affect water quality.</w:t>
-      </w:r>
-    </w:p>
-    <w:p>
-      <w:pPr>
-        <w:numPr>
-          <w:ilvl w:val="0"/>
-          <w:numId w:val="1001"/>
-        </w:numPr>
-        <w:pStyle w:val="Compact"/>
-      </w:pPr>
-      <w:r>
-        <w:t xml:space="preserve">Interpret high-frequency water quality data to make decisions about water extraction depth for a drinking water reservoir.</w:t>
-      </w:r>
-    </w:p>
-    <w:p>
-      <w:pPr>
-        <w:numPr>
-          <w:ilvl w:val="0"/>
-          <w:numId w:val="1001"/>
-        </w:numPr>
-        <w:pStyle w:val="Compact"/>
-      </w:pPr>
-      <w:r>
-        <w:t xml:space="preserve">Evaluate water quality data and forecasts to make decisions about drinking water treatment.</w:t>
-      </w:r>
-    </w:p>
-    <w:bookmarkStart w:id="29" w:name="module-overview"/>
-    <w:p>
-      <w:pPr>
-        <w:pStyle w:val="Heading2"/>
-      </w:pPr>
-      <w:r>
-        <w:t xml:space="preserve">Module overview:</w:t>
-      </w:r>
-    </w:p>
-    <w:p>
-      <w:pPr>
-        <w:numPr>
-          <w:ilvl w:val="0"/>
-          <w:numId w:val="1002"/>
-        </w:numPr>
-        <w:pStyle w:val="Compact"/>
-      </w:pPr>
-      <w:r>
-        <w:t xml:space="preserve">Introductory presentation on concepts related to assessing water quality and collecting high-frequency water quality data</w:t>
-      </w:r>
-    </w:p>
-    <w:p>
-      <w:pPr>
-        <w:numPr>
-          <w:ilvl w:val="0"/>
-          <w:numId w:val="1002"/>
-        </w:numPr>
-        <w:pStyle w:val="Compact"/>
-      </w:pPr>
-      <w:r>
-        <w:t xml:space="preserve">Activity A: Access and explore high-frequency water quality data from a drinking water reservoir in southwest Virginia, USA</w:t>
-      </w:r>
-    </w:p>
-    <w:p>
-      <w:pPr>
-        <w:numPr>
-          <w:ilvl w:val="0"/>
-          <w:numId w:val="1002"/>
-        </w:numPr>
-        <w:pStyle w:val="Compact"/>
-      </w:pPr>
-      <w:r>
-        <w:t xml:space="preserve">Activity B: Use high-frequency water quality data to make water treatment plant operation decisions</w:t>
-      </w:r>
-    </w:p>
-    <w:p>
-      <w:pPr>
-        <w:numPr>
-          <w:ilvl w:val="0"/>
-          <w:numId w:val="1002"/>
-        </w:numPr>
-        <w:pStyle w:val="Compact"/>
-      </w:pPr>
-      <w:r>
-        <w:t xml:space="preserve">Activity C: Make water treatment decisions using water quality forecasts</w:t>
-      </w:r>
-    </w:p>
-    <w:bookmarkEnd w:id="29"/>
-    <w:bookmarkStart w:id="31" w:name="module-materials"/>
-    <w:p>
-      <w:pPr>
-        <w:pStyle w:val="Heading2"/>
-      </w:pPr>
-      <w:r>
-        <w:t xml:space="preserve">Module materials:</w:t>
-      </w:r>
-    </w:p>
-    <w:p>
-      <w:pPr>
-        <w:pStyle w:val="FirstParagraph"/>
-      </w:pPr>
-      <w:r>
         <w:t xml:space="preserve">The lesson content is hosted on an interactive R Shiny web application at</w:t>
       </w:r>
       <w:r>
         <w:t xml:space="preserve"> </w:t>
       </w:r>
-      <w:hyperlink r:id="rId30">
+      <w:hyperlink r:id="rId28">
         <w:r>
           <w:rPr>
             <w:rStyle w:val="Hyperlink"/>
@@ -388,340 +322,316 @@
         <w:t xml:space="preserve">This can be accessed via any internet browser and allows you to navigate through the lesson via this app. You will fill in the questions below on this handout as you complete the lesson activities. Some instructors may ask students to enter their answers to module questions using a Canvas quiz. Confirm with your instructor as to how to submit your answers.</w:t>
       </w:r>
     </w:p>
+    <w:bookmarkEnd w:id="29"/>
+    <w:bookmarkStart w:id="30" w:name="module-workflow"/>
+    <w:p>
+      <w:pPr>
+        <w:pStyle w:val="Heading2"/>
+      </w:pPr>
+      <w:r>
+        <w:t xml:space="preserve">Module workflow:</w:t>
+      </w:r>
+    </w:p>
+    <w:p>
+      <w:pPr>
+        <w:pStyle w:val="Compact"/>
+        <w:numPr>
+          <w:ilvl w:val="0"/>
+          <w:numId w:val="1003"/>
+        </w:numPr>
+      </w:pPr>
+      <w:r>
+        <w:t xml:space="preserve">Watch the introductory presentation provided in Canvas and embedded in the interactive R Shiny web application if you have not already done so.</w:t>
+      </w:r>
+    </w:p>
+    <w:p>
+      <w:pPr>
+        <w:pStyle w:val="Compact"/>
+        <w:numPr>
+          <w:ilvl w:val="0"/>
+          <w:numId w:val="1003"/>
+        </w:numPr>
+      </w:pPr>
+      <w:r>
+        <w:t xml:space="preserve">Watch the</w:t>
+      </w:r>
+      <w:r>
+        <w:t xml:space="preserve"> </w:t>
+      </w:r>
+      <w:r>
+        <w:t xml:space="preserve">“Guide to Module”</w:t>
+      </w:r>
+      <w:r>
+        <w:t xml:space="preserve"> </w:t>
+      </w:r>
+      <w:r>
+        <w:t xml:space="preserve">video embedded in the interactive R Shiny web application to learn about key features of the module that will help you complete module activities and answer questions. Optionally, you can also go through the</w:t>
+      </w:r>
+      <w:r>
+        <w:t xml:space="preserve"> </w:t>
+      </w:r>
+      <w:r>
+        <w:t xml:space="preserve">“Quick-start”</w:t>
+      </w:r>
+      <w:r>
+        <w:t xml:space="preserve"> </w:t>
+      </w:r>
+      <w:r>
+        <w:t xml:space="preserve">guide to the module using the button at the top right corner of the module web page.</w:t>
+      </w:r>
+    </w:p>
+    <w:p>
+      <w:pPr>
+        <w:pStyle w:val="Compact"/>
+        <w:numPr>
+          <w:ilvl w:val="0"/>
+          <w:numId w:val="1003"/>
+        </w:numPr>
+      </w:pPr>
+      <w:r>
+        <w:t xml:space="preserve">Select a focal reservoir.</w:t>
+      </w:r>
+    </w:p>
+    <w:p>
+      <w:pPr>
+        <w:pStyle w:val="Compact"/>
+        <w:numPr>
+          <w:ilvl w:val="0"/>
+          <w:numId w:val="1003"/>
+        </w:numPr>
+      </w:pPr>
+      <w:r>
+        <w:t xml:space="preserve">Open the Canvas quiz questions associated with the reservoir you have chosen OR if you are not using Canvas, download a copy of all the questions as a Word document by clicking the</w:t>
+      </w:r>
+      <w:r>
+        <w:t xml:space="preserve"> </w:t>
+      </w:r>
+      <w:r>
+        <w:t xml:space="preserve">“Download student handout”</w:t>
+      </w:r>
+      <w:r>
+        <w:t xml:space="preserve"> </w:t>
+      </w:r>
+      <w:r>
+        <w:t xml:space="preserve">button.</w:t>
+      </w:r>
+    </w:p>
+    <w:p>
+      <w:pPr>
+        <w:pStyle w:val="Compact"/>
+        <w:numPr>
+          <w:ilvl w:val="0"/>
+          <w:numId w:val="1003"/>
+        </w:numPr>
+      </w:pPr>
+      <w:r>
+        <w:t xml:space="preserve">Work through the module to complete the Introduction questions and Activities A, B, and C in this web app. When you are prompted to answer questions, enter your answers in the Canvas quiz. Be sure to fill in the Canvas quiz that corresponds to the reservoir site you have chosen! If you are not completing the module using Canvas, you may type your answers into the Word document.</w:t>
+      </w:r>
+    </w:p>
+    <w:p>
+      <w:pPr>
+        <w:pStyle w:val="Compact"/>
+        <w:numPr>
+          <w:ilvl w:val="0"/>
+          <w:numId w:val="1003"/>
+        </w:numPr>
+      </w:pPr>
+      <w:r>
+        <w:t xml:space="preserve">If you would like to take a break and come back later, or if you lose internet connection, all you have to do is re-load this web app, re-select your reservoir site in the Introduction, and you will be able to resume your progress. On Canvas, you can save your quiz responses using the</w:t>
+      </w:r>
+      <w:r>
+        <w:t xml:space="preserve"> </w:t>
+      </w:r>
+      <w:r>
+        <w:t xml:space="preserve">“Save”</w:t>
+      </w:r>
+      <w:r>
+        <w:t xml:space="preserve"> </w:t>
+      </w:r>
+      <w:r>
+        <w:t xml:space="preserve">button. In Word, you can save your answers in the document on your computer.</w:t>
+      </w:r>
+    </w:p>
+    <w:p>
+      <w:pPr>
+        <w:pStyle w:val="Compact"/>
+        <w:numPr>
+          <w:ilvl w:val="0"/>
+          <w:numId w:val="1003"/>
+        </w:numPr>
+      </w:pPr>
+      <w:r>
+        <w:t xml:space="preserve">When you have finished the module activities, be sure to submit your Canvas quiz for grading. If you are completing the module by answering the questions in a Word document, be sure to submit the document to your instructor for grading.</w:t>
+      </w:r>
+    </w:p>
+    <w:p>
+      <w:r>
+        <w:br w:type="page"/>
+      </w:r>
+    </w:p>
+    <w:bookmarkEnd w:id="30"/>
     <w:bookmarkEnd w:id="31"/>
-    <w:bookmarkStart w:id="32" w:name="module-workflow"/>
+    <w:bookmarkStart w:id="49" w:name="module-questions"/>
+    <w:p>
+      <w:pPr>
+        <w:pStyle w:val="Heading1"/>
+      </w:pPr>
+      <w:r>
+        <w:t xml:space="preserve">Module Questions:</w:t>
+      </w:r>
+    </w:p>
+    <w:bookmarkStart w:id="33" w:name="introduction"/>
     <w:p>
       <w:pPr>
         <w:pStyle w:val="Heading2"/>
       </w:pPr>
       <w:r>
-        <w:t xml:space="preserve">Module workflow:</w:t>
-      </w:r>
-    </w:p>
-    <w:p>
-      <w:pPr>
-        <w:numPr>
-          <w:ilvl w:val="0"/>
-          <w:numId w:val="1003"/>
-        </w:numPr>
+        <w:t xml:space="preserve">Introduction</w:t>
+      </w:r>
+    </w:p>
+    <w:bookmarkStart w:id="32" w:name="think-about-it"/>
+    <w:p>
+      <w:pPr>
+        <w:pStyle w:val="Heading3"/>
+      </w:pPr>
+      <w:r>
+        <w:t xml:space="preserve">Think about it!</w:t>
+      </w:r>
+    </w:p>
+    <w:p>
+      <w:pPr>
+        <w:pStyle w:val="FirstParagraph"/>
+      </w:pPr>
+      <w:r>
+        <w:t xml:space="preserve">Answer the following questions:</w:t>
+      </w:r>
+    </w:p>
+    <w:p>
+      <w:pPr>
+        <w:numPr>
+          <w:ilvl w:val="0"/>
+          <w:numId w:val="1004"/>
+        </w:numPr>
+      </w:pPr>
+      <w:r>
+        <w:t xml:space="preserve">Which of the following options are components of water quality? You may select more than one answer.</w:t>
+      </w:r>
+    </w:p>
+    <w:p>
+      <w:pPr>
         <w:pStyle w:val="Compact"/>
-      </w:pPr>
-      <w:r>
-        <w:t xml:space="preserve">Watch the introductory presentation provided in Canvas and embedded in the interactive R Shiny web application if you have not already done so.</w:t>
-      </w:r>
-    </w:p>
-    <w:p>
-      <w:pPr>
-        <w:numPr>
-          <w:ilvl w:val="0"/>
-          <w:numId w:val="1003"/>
-        </w:numPr>
+        <w:numPr>
+          <w:ilvl w:val="1"/>
+          <w:numId w:val="1005"/>
+        </w:numPr>
+      </w:pPr>
+      <w:r>
+        <w:t xml:space="preserve">suitability of water for human use</w:t>
+      </w:r>
+    </w:p>
+    <w:p>
+      <w:pPr>
         <w:pStyle w:val="Compact"/>
-      </w:pPr>
-      <w:r>
-        <w:t xml:space="preserve">Watch the</w:t>
-      </w:r>
-      <w:r>
-        <w:t xml:space="preserve"> </w:t>
-      </w:r>
-      <w:r>
-        <w:t xml:space="preserve">“</w:t>
-      </w:r>
-      <w:r>
-        <w:t xml:space="preserve">Guide to Module</w:t>
-      </w:r>
-      <w:r>
-        <w:t xml:space="preserve">”</w:t>
-      </w:r>
-      <w:r>
-        <w:t xml:space="preserve"> </w:t>
-      </w:r>
-      <w:r>
-        <w:t xml:space="preserve">video embedded in the interactive R Shiny web application to learn about key features of the module that will help you complete module activities and answer questions. Optionally, you can also go through the</w:t>
-      </w:r>
-      <w:r>
-        <w:t xml:space="preserve"> </w:t>
-      </w:r>
-      <w:r>
-        <w:t xml:space="preserve">“</w:t>
-      </w:r>
-      <w:r>
-        <w:t xml:space="preserve">Quick-start</w:t>
-      </w:r>
-      <w:r>
-        <w:t xml:space="preserve">”</w:t>
-      </w:r>
-      <w:r>
-        <w:t xml:space="preserve"> </w:t>
-      </w:r>
-      <w:r>
-        <w:t xml:space="preserve">guide to the module using the button at the top right corner of the module web page.</w:t>
-      </w:r>
-    </w:p>
-    <w:p>
-      <w:pPr>
-        <w:numPr>
-          <w:ilvl w:val="0"/>
-          <w:numId w:val="1003"/>
-        </w:numPr>
+        <w:numPr>
+          <w:ilvl w:val="1"/>
+          <w:numId w:val="1005"/>
+        </w:numPr>
+      </w:pPr>
+      <w:r>
+        <w:t xml:space="preserve">ability of a water body to support aquatic life</w:t>
+      </w:r>
+    </w:p>
+    <w:p>
+      <w:pPr>
         <w:pStyle w:val="Compact"/>
-      </w:pPr>
-      <w:r>
-        <w:t xml:space="preserve">Select a focal reservoir.</w:t>
-      </w:r>
-    </w:p>
-    <w:p>
-      <w:pPr>
-        <w:numPr>
-          <w:ilvl w:val="0"/>
-          <w:numId w:val="1003"/>
-        </w:numPr>
+        <w:numPr>
+          <w:ilvl w:val="1"/>
+          <w:numId w:val="1005"/>
+        </w:numPr>
+      </w:pPr>
+      <w:r>
+        <w:t xml:space="preserve">the amount of water available for human use</w:t>
+      </w:r>
+    </w:p>
+    <w:p>
+      <w:pPr>
         <w:pStyle w:val="Compact"/>
-      </w:pPr>
-      <w:r>
-        <w:t xml:space="preserve">Open the Canvas quiz questions associated with the reservoir you have chosen OR if you are not using Canvas, download a copy of all the questions as a Word document by clicking the</w:t>
-      </w:r>
-      <w:r>
-        <w:t xml:space="preserve"> </w:t>
-      </w:r>
-      <w:r>
-        <w:t xml:space="preserve">“</w:t>
-      </w:r>
-      <w:r>
-        <w:t xml:space="preserve">Download student handout</w:t>
-      </w:r>
-      <w:r>
-        <w:t xml:space="preserve">”</w:t>
-      </w:r>
-      <w:r>
-        <w:t xml:space="preserve"> </w:t>
-      </w:r>
-      <w:r>
-        <w:t xml:space="preserve">button.</w:t>
-      </w:r>
-    </w:p>
-    <w:p>
-      <w:pPr>
-        <w:numPr>
-          <w:ilvl w:val="0"/>
-          <w:numId w:val="1003"/>
-        </w:numPr>
+        <w:numPr>
+          <w:ilvl w:val="1"/>
+          <w:numId w:val="1005"/>
+        </w:numPr>
+      </w:pPr>
+      <w:r>
+        <w:t xml:space="preserve">the geographic region in which the water body is located</w:t>
+      </w:r>
+    </w:p>
+    <w:p>
+      <w:pPr>
         <w:pStyle w:val="Compact"/>
-      </w:pPr>
-      <w:r>
-        <w:t xml:space="preserve">Work through the module to complete the Introduction questions and Activities A, B, and C in this web app. When you are prompted to answer questions, enter your answers in the Canvas quiz. Be sure to fill in the Canvas quiz that corresponds to the reservoir site you have chosen! If you are not completing the module using Canvas, you may type your answers into the Word document.</w:t>
-      </w:r>
-    </w:p>
-    <w:p>
-      <w:pPr>
-        <w:numPr>
-          <w:ilvl w:val="0"/>
-          <w:numId w:val="1003"/>
-        </w:numPr>
+        <w:numPr>
+          <w:ilvl w:val="1"/>
+          <w:numId w:val="1005"/>
+        </w:numPr>
+      </w:pPr>
+      <w:r>
+        <w:t xml:space="preserve">all of the above</w:t>
+      </w:r>
+    </w:p>
+    <w:p>
+      <w:pPr>
+        <w:numPr>
+          <w:ilvl w:val="0"/>
+          <w:numId w:val="1004"/>
+        </w:numPr>
+      </w:pPr>
+      <w:r>
+        <w:t xml:space="preserve">Which of the following options is a benefit of collecting high-frequency water quality data? Select only one answer.</w:t>
+      </w:r>
+    </w:p>
+    <w:p>
+      <w:pPr>
         <w:pStyle w:val="Compact"/>
-      </w:pPr>
-      <w:r>
-        <w:t xml:space="preserve">If you would like to take a break and come back later, or if you lose internet connection, all you have to do is re-load this web app, re-select your reservoir site in the Introduction, and you will be able to resume your progress. On Canvas, you can save your quiz responses using the</w:t>
-      </w:r>
-      <w:r>
-        <w:t xml:space="preserve"> </w:t>
-      </w:r>
-      <w:r>
-        <w:t xml:space="preserve">“</w:t>
-      </w:r>
-      <w:r>
-        <w:t xml:space="preserve">Save</w:t>
-      </w:r>
-      <w:r>
-        <w:t xml:space="preserve">”</w:t>
-      </w:r>
-      <w:r>
-        <w:t xml:space="preserve"> </w:t>
-      </w:r>
-      <w:r>
-        <w:t xml:space="preserve">button. In Word, you can save your answers in the document on your computer.</w:t>
-      </w:r>
-    </w:p>
-    <w:p>
-      <w:pPr>
-        <w:numPr>
-          <w:ilvl w:val="0"/>
-          <w:numId w:val="1003"/>
-        </w:numPr>
+        <w:numPr>
+          <w:ilvl w:val="1"/>
+          <w:numId w:val="1006"/>
+        </w:numPr>
+      </w:pPr>
+      <w:r>
+        <w:t xml:space="preserve">high-frequency data prevent water quality from becoming degraded</w:t>
+      </w:r>
+    </w:p>
+    <w:p>
+      <w:pPr>
         <w:pStyle w:val="Compact"/>
-      </w:pPr>
-      <w:r>
-        <w:t xml:space="preserve">When you have finished the module activities, be sure to submit your Canvas quiz for grading. If you are completing the module by answering the questions in a Word document, be sure to submit the document to your instructor for grading.</w:t>
-      </w:r>
-    </w:p>
-    <w:p>
-      <w:r>
-        <w:br w:type="page"/>
-      </w:r>
+        <w:numPr>
+          <w:ilvl w:val="1"/>
+          <w:numId w:val="1006"/>
+        </w:numPr>
+      </w:pPr>
+      <w:r>
+        <w:t xml:space="preserve">high-frequency data require many automated sensors to be deployed in a reservoir</w:t>
+      </w:r>
+    </w:p>
+    <w:p>
+      <w:pPr>
+        <w:pStyle w:val="Compact"/>
+        <w:numPr>
+          <w:ilvl w:val="1"/>
+          <w:numId w:val="1006"/>
+        </w:numPr>
+      </w:pPr>
+      <w:r>
+        <w:t xml:space="preserve">high-frequency data allow managers and scientists to observe patterns that are not visible from low-frequency data</w:t>
+      </w:r>
+    </w:p>
+    <w:p>
+      <w:pPr>
+        <w:pStyle w:val="FirstParagraph"/>
+      </w:pPr>
     </w:p>
     <w:bookmarkEnd w:id="32"/>
     <w:bookmarkEnd w:id="33"/>
-    <w:bookmarkStart w:id="51" w:name="module-questions"/>
-    <w:p>
-      <w:pPr>
-        <w:pStyle w:val="Heading1"/>
-      </w:pPr>
-      <w:r>
-        <w:t xml:space="preserve">Module Questions:</w:t>
-      </w:r>
-    </w:p>
-    <w:bookmarkStart w:id="35" w:name="introduction"/>
-    <w:p>
-      <w:pPr>
-        <w:pStyle w:val="Heading2"/>
-      </w:pPr>
-      <w:r>
-        <w:t xml:space="preserve">Introduction</w:t>
-      </w:r>
-    </w:p>
-    <w:bookmarkStart w:id="34" w:name="think-about-it"/>
-    <w:p>
-      <w:pPr>
-        <w:pStyle w:val="Heading3"/>
-      </w:pPr>
-      <w:r>
-        <w:t xml:space="preserve">Think about it!</w:t>
-      </w:r>
-    </w:p>
-    <w:p>
-      <w:pPr>
-        <w:pStyle w:val="FirstParagraph"/>
-      </w:pPr>
-      <w:r>
-        <w:t xml:space="preserve">Answer the following questions:</w:t>
-      </w:r>
-    </w:p>
-    <w:p>
-      <w:pPr>
-        <w:numPr>
-          <w:ilvl w:val="0"/>
-          <w:numId w:val="1004"/>
-        </w:numPr>
-      </w:pPr>
-      <w:r>
-        <w:t xml:space="preserve">Which of the following options are components of water quality? You may select more than one answer.</w:t>
-      </w:r>
-    </w:p>
-    <w:p>
-      <w:pPr>
-        <w:numPr>
-          <w:ilvl w:val="1"/>
-          <w:numId w:val="1005"/>
-        </w:numPr>
-        <w:pStyle w:val="Compact"/>
-      </w:pPr>
-      <w:r>
-        <w:t xml:space="preserve">suitability of water for human use</w:t>
-      </w:r>
-    </w:p>
-    <w:p>
-      <w:pPr>
-        <w:numPr>
-          <w:ilvl w:val="1"/>
-          <w:numId w:val="1005"/>
-        </w:numPr>
-        <w:pStyle w:val="Compact"/>
-      </w:pPr>
-      <w:r>
-        <w:t xml:space="preserve">ability of a water body to support aquatic life</w:t>
-      </w:r>
-    </w:p>
-    <w:p>
-      <w:pPr>
-        <w:numPr>
-          <w:ilvl w:val="1"/>
-          <w:numId w:val="1005"/>
-        </w:numPr>
-        <w:pStyle w:val="Compact"/>
-      </w:pPr>
-      <w:r>
-        <w:t xml:space="preserve">the amount of water available for human use</w:t>
-      </w:r>
-    </w:p>
-    <w:p>
-      <w:pPr>
-        <w:numPr>
-          <w:ilvl w:val="1"/>
-          <w:numId w:val="1005"/>
-        </w:numPr>
-        <w:pStyle w:val="Compact"/>
-      </w:pPr>
-      <w:r>
-        <w:t xml:space="preserve">the geographic region in which the water body is located</w:t>
-      </w:r>
-    </w:p>
-    <w:p>
-      <w:pPr>
-        <w:numPr>
-          <w:ilvl w:val="1"/>
-          <w:numId w:val="1005"/>
-        </w:numPr>
-        <w:pStyle w:val="Compact"/>
-      </w:pPr>
-      <w:r>
-        <w:t xml:space="preserve">all of the above</w:t>
-      </w:r>
-    </w:p>
-    <w:p>
-      <w:pPr>
-        <w:numPr>
-          <w:ilvl w:val="0"/>
-          <w:numId w:val="1004"/>
-        </w:numPr>
-      </w:pPr>
-      <w:r>
-        <w:t xml:space="preserve">Which of the following options is a benefit of collecting high-frequency water quality data? Select only one answer.</w:t>
-      </w:r>
-    </w:p>
-    <w:p>
-      <w:pPr>
-        <w:numPr>
-          <w:ilvl w:val="1"/>
-          <w:numId w:val="1006"/>
-        </w:numPr>
-        <w:pStyle w:val="Compact"/>
-      </w:pPr>
-      <w:r>
-        <w:t xml:space="preserve">high-frequency data prevent water quality from becoming degraded</w:t>
-      </w:r>
-    </w:p>
-    <w:p>
-      <w:pPr>
-        <w:numPr>
-          <w:ilvl w:val="1"/>
-          <w:numId w:val="1006"/>
-        </w:numPr>
-        <w:pStyle w:val="Compact"/>
-      </w:pPr>
-      <w:r>
-        <w:t xml:space="preserve">high-frequency data require many automated sensors to be deployed in a reservoir</w:t>
-      </w:r>
-    </w:p>
-    <w:p>
-      <w:pPr>
-        <w:numPr>
-          <w:ilvl w:val="1"/>
-          <w:numId w:val="1006"/>
-        </w:numPr>
-        <w:pStyle w:val="Compact"/>
-      </w:pPr>
-      <w:r>
-        <w:t xml:space="preserve">high-frequency data allow managers and scientists to observe patterns that are not visible from low-frequency data</w:t>
-      </w:r>
-    </w:p>
-    <w:p>
-      <w:pPr>
-        <w:pStyle w:val="FirstParagraph"/>
-      </w:pPr>
-    </w:p>
-    <w:bookmarkEnd w:id="34"/>
-    <w:bookmarkEnd w:id="35"/>
-    <w:bookmarkStart w:id="41" w:name="X0df5ea81e4ae0a0d87bae99b14f436e3472f441"/>
+    <w:bookmarkStart w:id="39" w:name="X0df5ea81e4ae0a0d87bae99b14f436e3472f441"/>
     <w:p>
       <w:pPr>
         <w:pStyle w:val="Heading2"/>
@@ -745,7 +655,7 @@
         </w:pict>
       </w:r>
     </w:p>
-    <w:bookmarkStart w:id="36" w:name="X76f4ee06926d8fdcf400b95dd18033cf2227c22"/>
+    <w:bookmarkStart w:id="34" w:name="X76f4ee06926d8fdcf400b95dd18033cf2227c22"/>
     <w:p>
       <w:pPr>
         <w:pStyle w:val="Heading3"/>
@@ -789,8 +699,8 @@
       </w:pPr>
       <w:r>
         <w:rPr>
+          <w:b/>
           <w:bCs/>
-          <w:b/>
         </w:rPr>
         <w:t xml:space="preserve">Answer:</w:t>
       </w:r>
@@ -803,22 +713,7 @@
         </w:numPr>
       </w:pPr>
       <w:r>
-        <w:t xml:space="preserve">What is the four-letter site identifier of your selected reservoir? Use lower case (e.g.,</w:t>
-      </w:r>
-      <w:r>
-        <w:t xml:space="preserve"> </w:t>
-      </w:r>
-      <w:r>
-        <w:t xml:space="preserve">‘</w:t>
-      </w:r>
-      <w:r>
-        <w:t xml:space="preserve">fcre</w:t>
-      </w:r>
-      <w:r>
-        <w:t xml:space="preserve">’</w:t>
-      </w:r>
-      <w:r>
-        <w:t xml:space="preserve">).</w:t>
+        <w:t xml:space="preserve">What is the four-letter site identifier of your selected reservoir? Use lower case (e.g., ‘fcre’).</w:t>
       </w:r>
     </w:p>
     <w:p>
@@ -830,8 +725,8 @@
       </w:pPr>
       <w:r>
         <w:rPr>
+          <w:b/>
           <w:bCs/>
-          <w:b/>
         </w:rPr>
         <w:t xml:space="preserve">Answer:</w:t>
       </w:r>
@@ -849,47 +744,47 @@
     </w:p>
     <w:p>
       <w:pPr>
+        <w:pStyle w:val="Compact"/>
         <w:numPr>
           <w:ilvl w:val="1"/>
           <w:numId w:val="1008"/>
         </w:numPr>
+      </w:pPr>
+      <w:r>
+        <w:t xml:space="preserve">recreation</w:t>
+      </w:r>
+    </w:p>
+    <w:p>
+      <w:pPr>
         <w:pStyle w:val="Compact"/>
-      </w:pPr>
-      <w:r>
-        <w:t xml:space="preserve">recreation</w:t>
-      </w:r>
-    </w:p>
-    <w:p>
-      <w:pPr>
         <w:numPr>
           <w:ilvl w:val="1"/>
           <w:numId w:val="1008"/>
         </w:numPr>
+      </w:pPr>
+      <w:r>
+        <w:t xml:space="preserve">irrigation</w:t>
+      </w:r>
+    </w:p>
+    <w:p>
+      <w:pPr>
         <w:pStyle w:val="Compact"/>
-      </w:pPr>
-      <w:r>
-        <w:t xml:space="preserve">irrigation</w:t>
-      </w:r>
-    </w:p>
-    <w:p>
-      <w:pPr>
         <w:numPr>
           <w:ilvl w:val="1"/>
           <w:numId w:val="1008"/>
         </w:numPr>
+      </w:pPr>
+      <w:r>
+        <w:t xml:space="preserve">hydropower</w:t>
+      </w:r>
+    </w:p>
+    <w:p>
+      <w:pPr>
         <w:pStyle w:val="Compact"/>
-      </w:pPr>
-      <w:r>
-        <w:t xml:space="preserve">hydropower</w:t>
-      </w:r>
-    </w:p>
-    <w:p>
-      <w:pPr>
         <w:numPr>
           <w:ilvl w:val="1"/>
           <w:numId w:val="1008"/>
         </w:numPr>
-        <w:pStyle w:val="Compact"/>
       </w:pPr>
       <w:r>
         <w:t xml:space="preserve">drinking water supply</w:t>
@@ -915,8 +810,8 @@
       </w:pPr>
       <w:r>
         <w:rPr>
+          <w:b/>
           <w:bCs/>
-          <w:b/>
         </w:rPr>
         <w:t xml:space="preserve">Answer:</w:t>
       </w:r>
@@ -941,8 +836,8 @@
       </w:pPr>
       <w:r>
         <w:rPr>
+          <w:b/>
           <w:bCs/>
-          <w:b/>
         </w:rPr>
         <w:t xml:space="preserve">Answer:</w:t>
       </w:r>
@@ -961,48 +856,34 @@
       </w:pPr>
       <w:r>
         <w:rPr>
+          <w:i/>
           <w:iCs/>
-          <w:i/>
         </w:rPr>
-        <w:t xml:space="preserve">“</w:t>
-      </w:r>
+        <w:t xml:space="preserve">“A trophic state index value of 60 or greater for any one of the 3 indices will indicate that nutrient enrichment from anthropogenic sources are adversely interfering, directly or indirectly, with the designated uses. A TSI value of 60 corresponds to a CA concentration of 20 ug/l, a SD of 1 meter, and a TP concentration of 48 ug/l.”</w:t>
+      </w:r>
+    </w:p>
+    <w:p>
+      <w:pPr>
+        <w:numPr>
+          <w:ilvl w:val="0"/>
+          <w:numId w:val="1009"/>
+        </w:numPr>
+      </w:pPr>
+      <w:r>
+        <w:t xml:space="preserve">Does your chosen reservoir site exceed a TSI of 60 (indicating negative human impacts on water quality) according to average total phosphorus levels?</w:t>
+      </w:r>
+    </w:p>
+    <w:p>
+      <w:pPr>
+        <w:numPr>
+          <w:ilvl w:val="0"/>
+          <w:numId w:val="1000"/>
+        </w:numPr>
+      </w:pPr>
       <w:r>
         <w:rPr>
-          <w:iCs/>
-          <w:i/>
-        </w:rPr>
-        <w:t xml:space="preserve">A trophic state index value of 60 or greater for any one of the 3 indices will indicate that nutrient enrichment from anthropogenic sources are adversely interfering, directly or indirectly, with the designated uses. A TSI value of 60 corresponds to a CA concentration of 20 ug/l, a SD of 1 meter, and a TP concentration of 48 ug/l.</w:t>
-      </w:r>
-      <w:r>
-        <w:rPr>
-          <w:iCs/>
-          <w:i/>
-        </w:rPr>
-        <w:t xml:space="preserve">”</w:t>
-      </w:r>
-    </w:p>
-    <w:p>
-      <w:pPr>
-        <w:numPr>
-          <w:ilvl w:val="0"/>
-          <w:numId w:val="1009"/>
-        </w:numPr>
-      </w:pPr>
-      <w:r>
-        <w:t xml:space="preserve">Does your chosen reservoir site exceed a TSI of 60 (indicating negative human impacts on water quality) according to average total phosphorus levels?</w:t>
-      </w:r>
-    </w:p>
-    <w:p>
-      <w:pPr>
-        <w:numPr>
-          <w:ilvl w:val="0"/>
-          <w:numId w:val="1000"/>
-        </w:numPr>
-      </w:pPr>
-      <w:r>
-        <w:rPr>
+          <w:b/>
           <w:bCs/>
-          <w:b/>
         </w:rPr>
         <w:t xml:space="preserve">Answer:</w:t>
       </w:r>
@@ -1019,8 +900,8 @@
         </w:pict>
       </w:r>
     </w:p>
-    <w:bookmarkEnd w:id="36"/>
-    <w:bookmarkStart w:id="40" w:name="X74d0edb4d5a1927dc1e2a0e090789015bbff1dc"/>
+    <w:bookmarkEnd w:id="34"/>
+    <w:bookmarkStart w:id="38" w:name="X74d0edb4d5a1927dc1e2a0e090789015bbff1dc"/>
     <w:p>
       <w:pPr>
         <w:pStyle w:val="Heading3"/>
@@ -1041,7 +922,7 @@
         <w:pStyle w:val="FirstParagraph"/>
       </w:pPr>
     </w:p>
-    <w:bookmarkStart w:id="37" w:name="water-temperature"/>
+    <w:bookmarkStart w:id="35" w:name="water-temperature"/>
     <w:p>
       <w:pPr>
         <w:pStyle w:val="Heading4"/>
@@ -1070,8 +951,8 @@
       </w:pPr>
       <w:r>
         <w:rPr>
+          <w:b/>
           <w:bCs/>
-          <w:b/>
         </w:rPr>
         <w:t xml:space="preserve">Answer:</w:t>
       </w:r>
@@ -1089,59 +970,59 @@
     </w:p>
     <w:p>
       <w:pPr>
+        <w:pStyle w:val="Compact"/>
         <w:numPr>
           <w:ilvl w:val="1"/>
           <w:numId w:val="1011"/>
         </w:numPr>
+      </w:pPr>
+      <w:r>
+        <w:t xml:space="preserve">metals from the bottom waters mixing to the surface</w:t>
+      </w:r>
+    </w:p>
+    <w:p>
+      <w:pPr>
         <w:pStyle w:val="Compact"/>
-      </w:pPr>
-      <w:r>
-        <w:t xml:space="preserve">metals from the bottom waters mixing to the surface</w:t>
-      </w:r>
-    </w:p>
-    <w:p>
-      <w:pPr>
         <w:numPr>
           <w:ilvl w:val="1"/>
           <w:numId w:val="1011"/>
         </w:numPr>
+      </w:pPr>
+      <w:r>
+        <w:t xml:space="preserve">nutrients from the bottom waters mixing to the surface</w:t>
+      </w:r>
+    </w:p>
+    <w:p>
+      <w:pPr>
         <w:pStyle w:val="Compact"/>
-      </w:pPr>
-      <w:r>
-        <w:t xml:space="preserve">nutrients from the bottom waters mixing to the surface</w:t>
-      </w:r>
-    </w:p>
-    <w:p>
-      <w:pPr>
         <w:numPr>
           <w:ilvl w:val="1"/>
           <w:numId w:val="1011"/>
         </w:numPr>
+      </w:pPr>
+      <w:r>
+        <w:t xml:space="preserve">harmful algal blooms</w:t>
+      </w:r>
+    </w:p>
+    <w:p>
+      <w:pPr>
         <w:pStyle w:val="Compact"/>
-      </w:pPr>
-      <w:r>
-        <w:t xml:space="preserve">harmful algal blooms</w:t>
-      </w:r>
-    </w:p>
-    <w:p>
-      <w:pPr>
         <w:numPr>
           <w:ilvl w:val="1"/>
           <w:numId w:val="1011"/>
         </w:numPr>
+      </w:pPr>
+      <w:r>
+        <w:t xml:space="preserve">taste and odor concerns</w:t>
+      </w:r>
+    </w:p>
+    <w:p>
+      <w:pPr>
         <w:pStyle w:val="Compact"/>
-      </w:pPr>
-      <w:r>
-        <w:t xml:space="preserve">taste and odor concerns</w:t>
-      </w:r>
-    </w:p>
-    <w:p>
-      <w:pPr>
         <w:numPr>
           <w:ilvl w:val="1"/>
           <w:numId w:val="1011"/>
         </w:numPr>
-        <w:pStyle w:val="Compact"/>
       </w:pPr>
       <w:r>
         <w:t xml:space="preserve">all of the above</w:t>
@@ -1167,8 +1048,8 @@
       </w:pPr>
       <w:r>
         <w:rPr>
+          <w:b/>
           <w:bCs/>
-          <w:b/>
         </w:rPr>
         <w:t xml:space="preserve">Answer:</w:t>
       </w:r>
@@ -1193,8 +1074,8 @@
       </w:pPr>
       <w:r>
         <w:rPr>
+          <w:b/>
           <w:bCs/>
-          <w:b/>
         </w:rPr>
         <w:t xml:space="preserve">Answer:</w:t>
       </w:r>
@@ -1219,8 +1100,8 @@
       </w:pPr>
       <w:r>
         <w:rPr>
+          <w:b/>
           <w:bCs/>
-          <w:b/>
         </w:rPr>
         <w:t xml:space="preserve">Answer:</w:t>
       </w:r>
@@ -1230,8 +1111,8 @@
         <w:pStyle w:val="FirstParagraph"/>
       </w:pPr>
     </w:p>
-    <w:bookmarkEnd w:id="37"/>
-    <w:bookmarkStart w:id="38" w:name="dissolved-oxygen"/>
+    <w:bookmarkEnd w:id="35"/>
+    <w:bookmarkStart w:id="36" w:name="dissolved-oxygen"/>
     <w:p>
       <w:pPr>
         <w:pStyle w:val="Heading4"/>
@@ -1253,106 +1134,106 @@
     </w:p>
     <w:p>
       <w:pPr>
+        <w:pStyle w:val="Compact"/>
         <w:numPr>
           <w:ilvl w:val="1"/>
           <w:numId w:val="1013"/>
         </w:numPr>
+      </w:pPr>
+      <w:r>
+        <w:t xml:space="preserve">cold water cannot contain as much dissolved oxygen as warm water</w:t>
+      </w:r>
+    </w:p>
+    <w:p>
+      <w:pPr>
         <w:pStyle w:val="Compact"/>
-      </w:pPr>
-      <w:r>
-        <w:t xml:space="preserve">cold water cannot contain as much dissolved oxygen as warm water</w:t>
-      </w:r>
-    </w:p>
-    <w:p>
-      <w:pPr>
         <w:numPr>
           <w:ilvl w:val="1"/>
           <w:numId w:val="1013"/>
         </w:numPr>
+      </w:pPr>
+      <w:r>
+        <w:t xml:space="preserve">oxygen becomes trapped in the lake sediments and cannot be replenished from the atmosphere</w:t>
+      </w:r>
+    </w:p>
+    <w:p>
+      <w:pPr>
         <w:pStyle w:val="Compact"/>
-      </w:pPr>
-      <w:r>
-        <w:t xml:space="preserve">oxygen becomes trapped in the lake sediments and cannot be replenished from the atmosphere</w:t>
-      </w:r>
-    </w:p>
-    <w:p>
-      <w:pPr>
         <w:numPr>
           <w:ilvl w:val="1"/>
           <w:numId w:val="1013"/>
         </w:numPr>
+      </w:pPr>
+      <w:r>
+        <w:t xml:space="preserve">oxygen is lost when water is extracted for drinking water treatment</w:t>
+      </w:r>
+    </w:p>
+    <w:p>
+      <w:pPr>
         <w:pStyle w:val="Compact"/>
-      </w:pPr>
-      <w:r>
-        <w:t xml:space="preserve">oxygen is lost when water is extracted for drinking water treatment</w:t>
-      </w:r>
-    </w:p>
-    <w:p>
-      <w:pPr>
         <w:numPr>
           <w:ilvl w:val="1"/>
           <w:numId w:val="1013"/>
         </w:numPr>
+      </w:pPr>
+      <w:r>
+        <w:t xml:space="preserve">oxygen is consumed by organisms and chemical reactions and cannot be replenished from the atmosphere</w:t>
+      </w:r>
+    </w:p>
+    <w:p>
+      <w:pPr>
+        <w:numPr>
+          <w:ilvl w:val="0"/>
+          <w:numId w:val="1012"/>
+        </w:numPr>
+      </w:pPr>
+      <w:r>
+        <w:t xml:space="preserve">Which statement best describes how low dissolved oxygen levels can affect the raw water quality for a drinking water treatment plant?</w:t>
+      </w:r>
+    </w:p>
+    <w:p>
+      <w:pPr>
         <w:pStyle w:val="Compact"/>
-      </w:pPr>
-      <w:r>
-        <w:t xml:space="preserve">oxygen is consumed by organisms and chemical reactions and cannot be replenished from the atmosphere</w:t>
-      </w:r>
-    </w:p>
-    <w:p>
-      <w:pPr>
-        <w:numPr>
-          <w:ilvl w:val="0"/>
-          <w:numId w:val="1012"/>
-        </w:numPr>
-      </w:pPr>
-      <w:r>
-        <w:t xml:space="preserve">Which statement best describes how low dissolved oxygen levels can affect the raw water quality for a drinking water treatment plant?</w:t>
-      </w:r>
-    </w:p>
-    <w:p>
-      <w:pPr>
         <w:numPr>
           <w:ilvl w:val="1"/>
           <w:numId w:val="1014"/>
         </w:numPr>
+      </w:pPr>
+      <w:r>
+        <w:t xml:space="preserve">low dissolved oxygen can lead to release of metals and nutrients from the sediments, potentially causing algal blooms and taste and odor concerns</w:t>
+      </w:r>
+    </w:p>
+    <w:p>
+      <w:pPr>
         <w:pStyle w:val="Compact"/>
-      </w:pPr>
-      <w:r>
-        <w:t xml:space="preserve">low dissolved oxygen can lead to release of metals and nutrients from the sediments, potentially causing algal blooms and taste and odor concerns</w:t>
-      </w:r>
-    </w:p>
-    <w:p>
-      <w:pPr>
         <w:numPr>
           <w:ilvl w:val="1"/>
           <w:numId w:val="1014"/>
         </w:numPr>
+      </w:pPr>
+      <w:r>
+        <w:t xml:space="preserve">low dissolved oxgen can allow other gasses, such as nitrogen and carbon dioxide, to enter the water</w:t>
+      </w:r>
+    </w:p>
+    <w:p>
+      <w:pPr>
         <w:pStyle w:val="Compact"/>
-      </w:pPr>
-      <w:r>
-        <w:t xml:space="preserve">low dissolved oxgen can allow other gasses, such as nitrogen and carbon dioxide, to enter the water</w:t>
-      </w:r>
-    </w:p>
-    <w:p>
-      <w:pPr>
         <w:numPr>
           <w:ilvl w:val="1"/>
           <w:numId w:val="1014"/>
         </w:numPr>
+      </w:pPr>
+      <w:r>
+        <w:t xml:space="preserve">high-frequency sensors can become fouled more easily in water with low dissolved oxygen, causing inaccurate readings</w:t>
+      </w:r>
+    </w:p>
+    <w:p>
+      <w:pPr>
         <w:pStyle w:val="Compact"/>
-      </w:pPr>
-      <w:r>
-        <w:t xml:space="preserve">high-frequency sensors can become fouled more easily in water with low dissolved oxygen, causing inaccurate readings</w:t>
-      </w:r>
-    </w:p>
-    <w:p>
-      <w:pPr>
         <w:numPr>
           <w:ilvl w:val="1"/>
           <w:numId w:val="1014"/>
         </w:numPr>
-        <w:pStyle w:val="Compact"/>
       </w:pPr>
       <w:r>
         <w:t xml:space="preserve">low dissolved oxygen can increase treatment costs for a drinking water treatment plant</w:t>
@@ -1378,8 +1259,8 @@
       </w:pPr>
       <w:r>
         <w:rPr>
+          <w:b/>
           <w:bCs/>
-          <w:b/>
         </w:rPr>
         <w:t xml:space="preserve">Answer:</w:t>
       </w:r>
@@ -1404,8 +1285,8 @@
       </w:pPr>
       <w:r>
         <w:rPr>
+          <w:b/>
           <w:bCs/>
-          <w:b/>
         </w:rPr>
         <w:t xml:space="preserve">Answer:</w:t>
       </w:r>
@@ -1430,8 +1311,8 @@
       </w:pPr>
       <w:r>
         <w:rPr>
+          <w:b/>
           <w:bCs/>
-          <w:b/>
         </w:rPr>
         <w:t xml:space="preserve">Answer:</w:t>
       </w:r>
@@ -1456,8 +1337,8 @@
       </w:pPr>
       <w:r>
         <w:rPr>
+          <w:b/>
           <w:bCs/>
-          <w:b/>
         </w:rPr>
         <w:t xml:space="preserve">Answer:</w:t>
       </w:r>
@@ -1482,8 +1363,8 @@
       </w:pPr>
       <w:r>
         <w:rPr>
+          <w:b/>
           <w:bCs/>
-          <w:b/>
         </w:rPr>
         <w:t xml:space="preserve">Answer:</w:t>
       </w:r>
@@ -1493,8 +1374,8 @@
         <w:pStyle w:val="FirstParagraph"/>
       </w:pPr>
     </w:p>
-    <w:bookmarkEnd w:id="38"/>
-    <w:bookmarkStart w:id="39" w:name="turbidity"/>
+    <w:bookmarkEnd w:id="36"/>
+    <w:bookmarkStart w:id="37" w:name="turbidity"/>
     <w:p>
       <w:pPr>
         <w:pStyle w:val="Heading4"/>
@@ -1516,47 +1397,47 @@
     </w:p>
     <w:p>
       <w:pPr>
+        <w:pStyle w:val="Compact"/>
         <w:numPr>
           <w:ilvl w:val="1"/>
           <w:numId w:val="1016"/>
         </w:numPr>
+      </w:pPr>
+      <w:r>
+        <w:t xml:space="preserve">particles such as silt and clay</w:t>
+      </w:r>
+    </w:p>
+    <w:p>
+      <w:pPr>
         <w:pStyle w:val="Compact"/>
-      </w:pPr>
-      <w:r>
-        <w:t xml:space="preserve">particles such as silt and clay</w:t>
-      </w:r>
-    </w:p>
-    <w:p>
-      <w:pPr>
         <w:numPr>
           <w:ilvl w:val="1"/>
           <w:numId w:val="1016"/>
         </w:numPr>
+      </w:pPr>
+      <w:r>
+        <w:t xml:space="preserve">microorganisms</w:t>
+      </w:r>
+    </w:p>
+    <w:p>
+      <w:pPr>
         <w:pStyle w:val="Compact"/>
-      </w:pPr>
-      <w:r>
-        <w:t xml:space="preserve">microorganisms</w:t>
-      </w:r>
-    </w:p>
-    <w:p>
-      <w:pPr>
         <w:numPr>
           <w:ilvl w:val="1"/>
           <w:numId w:val="1016"/>
         </w:numPr>
+      </w:pPr>
+      <w:r>
+        <w:t xml:space="preserve">dissolved organic matter</w:t>
+      </w:r>
+    </w:p>
+    <w:p>
+      <w:pPr>
         <w:pStyle w:val="Compact"/>
-      </w:pPr>
-      <w:r>
-        <w:t xml:space="preserve">dissolved organic matter</w:t>
-      </w:r>
-    </w:p>
-    <w:p>
-      <w:pPr>
         <w:numPr>
           <w:ilvl w:val="1"/>
           <w:numId w:val="1016"/>
         </w:numPr>
-        <w:pStyle w:val="Compact"/>
       </w:pPr>
       <w:r>
         <w:t xml:space="preserve">NA</w:t>
@@ -1582,8 +1463,8 @@
       </w:pPr>
       <w:r>
         <w:rPr>
+          <w:b/>
           <w:bCs/>
-          <w:b/>
         </w:rPr>
         <w:t xml:space="preserve">Answer:</w:t>
       </w:r>
@@ -1608,8 +1489,8 @@
       </w:pPr>
       <w:r>
         <w:rPr>
+          <w:b/>
           <w:bCs/>
-          <w:b/>
         </w:rPr>
         <w:t xml:space="preserve">Answer:</w:t>
       </w:r>
@@ -1634,8 +1515,8 @@
       </w:pPr>
       <w:r>
         <w:rPr>
+          <w:b/>
           <w:bCs/>
-          <w:b/>
         </w:rPr>
         <w:t xml:space="preserve">Answer:</w:t>
       </w:r>
@@ -1645,10 +1526,10 @@
         <w:br w:type="page"/>
       </w:r>
     </w:p>
+    <w:bookmarkEnd w:id="37"/>
+    <w:bookmarkEnd w:id="38"/>
     <w:bookmarkEnd w:id="39"/>
-    <w:bookmarkEnd w:id="40"/>
-    <w:bookmarkEnd w:id="41"/>
-    <w:bookmarkStart w:id="47" w:name="Xb64a450661def936bdcffb3be2999733b38d9b0"/>
+    <w:bookmarkStart w:id="45" w:name="Xb64a450661def936bdcffb3be2999733b38d9b0"/>
     <w:p>
       <w:pPr>
         <w:pStyle w:val="Heading2"/>
@@ -1672,7 +1553,7 @@
         </w:pict>
       </w:r>
     </w:p>
-    <w:bookmarkStart w:id="45" w:name="Xf6b116ec120398b919152c71eace371d0ee1d7d"/>
+    <w:bookmarkStart w:id="43" w:name="Xf6b116ec120398b919152c71eace371d0ee1d7d"/>
     <w:p>
       <w:pPr>
         <w:pStyle w:val="Heading3"/>
@@ -1693,7 +1574,7 @@
         <w:pStyle w:val="FirstParagraph"/>
       </w:pPr>
     </w:p>
-    <w:bookmarkStart w:id="42" w:name="summer"/>
+    <w:bookmarkStart w:id="40" w:name="summer"/>
     <w:p>
       <w:pPr>
         <w:pStyle w:val="Heading4"/>
@@ -1722,8 +1603,8 @@
       </w:pPr>
       <w:r>
         <w:rPr>
+          <w:b/>
           <w:bCs/>
-          <w:b/>
         </w:rPr>
         <w:t xml:space="preserve">Answer:</w:t>
       </w:r>
@@ -1748,8 +1629,8 @@
       </w:pPr>
       <w:r>
         <w:rPr>
+          <w:b/>
           <w:bCs/>
-          <w:b/>
         </w:rPr>
         <w:t xml:space="preserve">Answer:</w:t>
       </w:r>
@@ -1774,8 +1655,8 @@
       </w:pPr>
       <w:r>
         <w:rPr>
+          <w:b/>
           <w:bCs/>
-          <w:b/>
         </w:rPr>
         <w:t xml:space="preserve">Answer:</w:t>
       </w:r>
@@ -1788,7 +1669,7 @@
         </w:numPr>
       </w:pPr>
       <w:r>
-        <w:t xml:space="preserve">Which depth do you choose for water extraction on July 31? Select the depth in the Canvas quiz.</w:t>
+        <w:t xml:space="preserve">Which depth do you choose for water extraction on July 31? Select the depth in the Canvas quiz. There is no right or wrong answer to this question; just record your choice.</w:t>
       </w:r>
     </w:p>
     <w:p>
@@ -1800,8 +1681,8 @@
       </w:pPr>
       <w:r>
         <w:rPr>
+          <w:b/>
           <w:bCs/>
-          <w:b/>
         </w:rPr>
         <w:t xml:space="preserve">Answer:</w:t>
       </w:r>
@@ -1814,7 +1695,7 @@
         </w:numPr>
       </w:pPr>
       <w:r>
-        <w:t xml:space="preserve">Explain your reasoning behind your decision in Question 28.</w:t>
+        <w:t xml:space="preserve">Explain your reasoning behind your decision in Question 28. There is no right or wrong answer to this question; please simply explain your thought process.</w:t>
       </w:r>
     </w:p>
     <w:p>
@@ -1826,8 +1707,8 @@
       </w:pPr>
       <w:r>
         <w:rPr>
+          <w:b/>
           <w:bCs/>
-          <w:b/>
         </w:rPr>
         <w:t xml:space="preserve">Answer:</w:t>
       </w:r>
@@ -1837,8 +1718,8 @@
         <w:pStyle w:val="FirstParagraph"/>
       </w:pPr>
     </w:p>
-    <w:bookmarkEnd w:id="42"/>
-    <w:bookmarkStart w:id="43" w:name="fall"/>
+    <w:bookmarkEnd w:id="40"/>
+    <w:bookmarkStart w:id="41" w:name="fall"/>
     <w:p>
       <w:pPr>
         <w:pStyle w:val="Heading4"/>
@@ -1867,8 +1748,8 @@
       </w:pPr>
       <w:r>
         <w:rPr>
+          <w:b/>
           <w:bCs/>
-          <w:b/>
         </w:rPr>
         <w:t xml:space="preserve">Answer:</w:t>
       </w:r>
@@ -1893,8 +1774,8 @@
       </w:pPr>
       <w:r>
         <w:rPr>
+          <w:b/>
           <w:bCs/>
-          <w:b/>
         </w:rPr>
         <w:t xml:space="preserve">Answer:</w:t>
       </w:r>
@@ -1919,8 +1800,8 @@
       </w:pPr>
       <w:r>
         <w:rPr>
+          <w:b/>
           <w:bCs/>
-          <w:b/>
         </w:rPr>
         <w:t xml:space="preserve">Answer:</w:t>
       </w:r>
@@ -1933,7 +1814,7 @@
         </w:numPr>
       </w:pPr>
       <w:r>
-        <w:t xml:space="preserve">Which depth would you choose for water extraction TWO DAYS BEFORE the day of fall turnover? Explain your reasoning.</w:t>
+        <w:t xml:space="preserve">Which depth would you choose for water extraction TWO DAYS BEFORE the day of fall turnover? There is no right or wrong answer to this question; just record your choice.</w:t>
       </w:r>
     </w:p>
     <w:p>
@@ -1945,8 +1826,8 @@
       </w:pPr>
       <w:r>
         <w:rPr>
+          <w:b/>
           <w:bCs/>
-          <w:b/>
         </w:rPr>
         <w:t xml:space="preserve">Answer:</w:t>
       </w:r>
@@ -1959,7 +1840,7 @@
         </w:numPr>
       </w:pPr>
       <w:r>
-        <w:t xml:space="preserve">Explain your reasoning behind your decision in Question 33.</w:t>
+        <w:t xml:space="preserve">Explain your reasoning behind your decision in Question 33. There is no right or wrong answer to this question; please simply explain your thought process.</w:t>
       </w:r>
     </w:p>
     <w:p>
@@ -1971,8 +1852,8 @@
       </w:pPr>
       <w:r>
         <w:rPr>
+          <w:b/>
           <w:bCs/>
-          <w:b/>
         </w:rPr>
         <w:t xml:space="preserve">Answer:</w:t>
       </w:r>
@@ -1985,7 +1866,7 @@
         </w:numPr>
       </w:pPr>
       <w:r>
-        <w:t xml:space="preserve">Which depth would you choose for water extraction TWO DAYS AFTER the day of fall turnover?</w:t>
+        <w:t xml:space="preserve">Which depth would you choose for water extraction TWO DAYS AFTER the day of fall turnover? There is no right or wrong answer to this question; just record your choice.</w:t>
       </w:r>
     </w:p>
     <w:p>
@@ -1997,8 +1878,8 @@
       </w:pPr>
       <w:r>
         <w:rPr>
+          <w:b/>
           <w:bCs/>
-          <w:b/>
         </w:rPr>
         <w:t xml:space="preserve">Answer:</w:t>
       </w:r>
@@ -2011,7 +1892,7 @@
         </w:numPr>
       </w:pPr>
       <w:r>
-        <w:t xml:space="preserve">Explain your reasoning behind your decision in Question 35.</w:t>
+        <w:t xml:space="preserve">Explain your reasoning behind your decision in Question 35. There is no right or wrong answer to this question; please simply explain your thought process.</w:t>
       </w:r>
     </w:p>
     <w:p>
@@ -2023,8 +1904,8 @@
       </w:pPr>
       <w:r>
         <w:rPr>
+          <w:b/>
           <w:bCs/>
-          <w:b/>
         </w:rPr>
         <w:t xml:space="preserve">Answer:</w:t>
       </w:r>
@@ -2037,7 +1918,7 @@
         </w:numPr>
       </w:pPr>
       <w:r>
-        <w:t xml:space="preserve">Compare your answers to Question 33 and Question 35. Were your choices different before and after turnover? If so, explain why.</w:t>
+        <w:t xml:space="preserve">Compare your answers to Question 33 and Question 35. Were your choices different before and after turnover? If so, explain why. There is no right or wrong answer to this question; please simply explain your thought process.</w:t>
       </w:r>
     </w:p>
     <w:p>
@@ -2049,8 +1930,8 @@
       </w:pPr>
       <w:r>
         <w:rPr>
+          <w:b/>
           <w:bCs/>
-          <w:b/>
         </w:rPr>
         <w:t xml:space="preserve">Answer:</w:t>
       </w:r>
@@ -2060,8 +1941,8 @@
         <w:pStyle w:val="FirstParagraph"/>
       </w:pPr>
     </w:p>
-    <w:bookmarkEnd w:id="43"/>
-    <w:bookmarkStart w:id="44" w:name="winter"/>
+    <w:bookmarkEnd w:id="41"/>
+    <w:bookmarkStart w:id="42" w:name="winter"/>
     <w:p>
       <w:pPr>
         <w:pStyle w:val="Heading4"/>
@@ -2090,8 +1971,8 @@
       </w:pPr>
       <w:r>
         <w:rPr>
+          <w:b/>
           <w:bCs/>
-          <w:b/>
         </w:rPr>
         <w:t xml:space="preserve">Answer:</w:t>
       </w:r>
@@ -2116,8 +1997,8 @@
       </w:pPr>
       <w:r>
         <w:rPr>
+          <w:b/>
           <w:bCs/>
-          <w:b/>
         </w:rPr>
         <w:t xml:space="preserve">Answer:</w:t>
       </w:r>
@@ -2142,8 +2023,8 @@
       </w:pPr>
       <w:r>
         <w:rPr>
+          <w:b/>
           <w:bCs/>
-          <w:b/>
         </w:rPr>
         <w:t xml:space="preserve">Answer:</w:t>
       </w:r>
@@ -2156,7 +2037,7 @@
         </w:numPr>
       </w:pPr>
       <w:r>
-        <w:t xml:space="preserve">Which depth do you choose for water extraction on January 31?</w:t>
+        <w:t xml:space="preserve">Which depth do you choose for water extraction on January 31? There is no right or wrong answer to this question; just record your choice.</w:t>
       </w:r>
     </w:p>
     <w:p>
@@ -2168,8 +2049,8 @@
       </w:pPr>
       <w:r>
         <w:rPr>
+          <w:b/>
           <w:bCs/>
-          <w:b/>
         </w:rPr>
         <w:t xml:space="preserve">Answer:</w:t>
       </w:r>
@@ -2182,7 +2063,7 @@
         </w:numPr>
       </w:pPr>
       <w:r>
-        <w:t xml:space="preserve">Explain your reasoning behind your decision in Question 41.</w:t>
+        <w:t xml:space="preserve">Explain your reasoning behind your decision in Question 41. There is no right or wrong answer to this question; please simply explain your thought process.</w:t>
       </w:r>
     </w:p>
     <w:p>
@@ -2194,8 +2075,8 @@
       </w:pPr>
       <w:r>
         <w:rPr>
+          <w:b/>
           <w:bCs/>
-          <w:b/>
         </w:rPr>
         <w:t xml:space="preserve">Answer:</w:t>
       </w:r>
@@ -2207,9 +2088,9 @@
         </w:pict>
       </w:r>
     </w:p>
-    <w:bookmarkEnd w:id="44"/>
-    <w:bookmarkEnd w:id="45"/>
-    <w:bookmarkStart w:id="46" w:name="X165310ccb31354782be78564e145c59333f394a"/>
+    <w:bookmarkEnd w:id="42"/>
+    <w:bookmarkEnd w:id="43"/>
+    <w:bookmarkStart w:id="44" w:name="X165310ccb31354782be78564e145c59333f394a"/>
     <w:p>
       <w:pPr>
         <w:pStyle w:val="Heading3"/>
@@ -2245,8 +2126,8 @@
       </w:pPr>
       <w:r>
         <w:rPr>
+          <w:b/>
           <w:bCs/>
-          <w:b/>
         </w:rPr>
         <w:t xml:space="preserve">Answer:</w:t>
       </w:r>
@@ -2271,8 +2152,8 @@
       </w:pPr>
       <w:r>
         <w:rPr>
+          <w:b/>
           <w:bCs/>
-          <w:b/>
         </w:rPr>
         <w:t xml:space="preserve">Answer:</w:t>
       </w:r>
@@ -2297,8 +2178,8 @@
       </w:pPr>
       <w:r>
         <w:rPr>
+          <w:b/>
           <w:bCs/>
-          <w:b/>
         </w:rPr>
         <w:t xml:space="preserve">Answer:</w:t>
       </w:r>
@@ -2323,8 +2204,8 @@
       </w:pPr>
       <w:r>
         <w:rPr>
+          <w:b/>
           <w:bCs/>
-          <w:b/>
         </w:rPr>
         <w:t xml:space="preserve">Answer:</w:t>
       </w:r>
@@ -2334,9 +2215,9 @@
         <w:br w:type="page"/>
       </w:r>
     </w:p>
-    <w:bookmarkEnd w:id="46"/>
-    <w:bookmarkEnd w:id="47"/>
-    <w:bookmarkStart w:id="50" w:name="Xcc16d5fe98d6dcb4919bf577afff323c04ea502"/>
+    <w:bookmarkEnd w:id="44"/>
+    <w:bookmarkEnd w:id="45"/>
+    <w:bookmarkStart w:id="48" w:name="Xcc16d5fe98d6dcb4919bf577afff323c04ea502"/>
     <w:p>
       <w:pPr>
         <w:pStyle w:val="Heading2"/>
@@ -2360,7 +2241,7 @@
         </w:pict>
       </w:r>
     </w:p>
-    <w:bookmarkStart w:id="49" w:name="X93fcf4209f95d5fd5eb0bd2a4c94c9dcb5197c4"/>
+    <w:bookmarkStart w:id="47" w:name="X93fcf4209f95d5fd5eb0bd2a4c94c9dcb5197c4"/>
     <w:p>
       <w:pPr>
         <w:pStyle w:val="Heading3"/>
@@ -2384,7 +2265,7 @@
         </w:numPr>
       </w:pPr>
       <w:r>
-        <w:t xml:space="preserve">Do you think you will need to enact additional treatment measures in the coming week (next 7 days)?</w:t>
+        <w:t xml:space="preserve">Do you think you will need to enact additional treatment measures in the coming week (next 7 days)? There is no right or wrong answer to this question; just record what you think.</w:t>
       </w:r>
     </w:p>
     <w:p>
@@ -2396,8 +2277,8 @@
       </w:pPr>
       <w:r>
         <w:rPr>
+          <w:b/>
           <w:bCs/>
-          <w:b/>
         </w:rPr>
         <w:t xml:space="preserve">Answer:</w:t>
       </w:r>
@@ -2410,7 +2291,7 @@
         </w:numPr>
       </w:pPr>
       <w:r>
-        <w:t xml:space="preserve">Explain your reasoning behind your decision in Question 47.</w:t>
+        <w:t xml:space="preserve">Explain your reasoning behind your decision in Question 47. There is no right or wrong answer to this question; please simply explain your thought process.</w:t>
       </w:r>
     </w:p>
     <w:p>
@@ -2422,8 +2303,8 @@
       </w:pPr>
       <w:r>
         <w:rPr>
+          <w:b/>
           <w:bCs/>
-          <w:b/>
         </w:rPr>
         <w:t xml:space="preserve">Answer:</w:t>
       </w:r>
@@ -2436,7 +2317,7 @@
         </w:numPr>
       </w:pPr>
       <w:r>
-        <w:t xml:space="preserve">Do you think you will need to enact additional treatment measures in the coming week (over the next 7 days)?</w:t>
+        <w:t xml:space="preserve">Do you think you will need to enact additional treatment measures in the coming week (over the next 7 days)? There is no right or wrong answer to this question; just record what you think.</w:t>
       </w:r>
     </w:p>
     <w:p>
@@ -2448,8 +2329,8 @@
       </w:pPr>
       <w:r>
         <w:rPr>
+          <w:b/>
           <w:bCs/>
-          <w:b/>
         </w:rPr>
         <w:t xml:space="preserve">Answer:</w:t>
       </w:r>
@@ -2462,7 +2343,7 @@
         </w:numPr>
       </w:pPr>
       <w:r>
-        <w:t xml:space="preserve">Explain your reasoning behind your decision in Question 49.</w:t>
+        <w:t xml:space="preserve">Explain your reasoning behind your decision in Question 49. There is no right or wrong answer to this question; please simply explain your thought process.</w:t>
       </w:r>
     </w:p>
     <w:p>
@@ -2474,8 +2355,8 @@
       </w:pPr>
       <w:r>
         <w:rPr>
+          <w:b/>
           <w:bCs/>
-          <w:b/>
         </w:rPr>
         <w:t xml:space="preserve">Answer:</w:t>
       </w:r>
@@ -2488,7 +2369,7 @@
         </w:numPr>
       </w:pPr>
       <w:r>
-        <w:t xml:space="preserve">Compare the decisions you made in Question 47 and Question 49. Are they the same or different, and why?</w:t>
+        <w:t xml:space="preserve">Compare the decisions you made in Question 47 and Question 49. Are they the same or different, and why? There is no right or wrong answer to this question; please simply explain your thought process.</w:t>
       </w:r>
     </w:p>
     <w:p>
@@ -2500,8 +2381,8 @@
       </w:pPr>
       <w:r>
         <w:rPr>
+          <w:b/>
           <w:bCs/>
-          <w:b/>
         </w:rPr>
         <w:t xml:space="preserve">Answer:</w:t>
       </w:r>
@@ -2514,7 +2395,7 @@
         </w:numPr>
       </w:pPr>
       <w:r>
-        <w:t xml:space="preserve">Do you think you will need to enact additional treatment measures in the coming week (over the next 7 days)?</w:t>
+        <w:t xml:space="preserve">Do you think you will need to enact additional treatment measures in the coming week (over the next 7 days)? There is no right or wrong answer to this question; just record what you think.</w:t>
       </w:r>
     </w:p>
     <w:p>
@@ -2526,8 +2407,8 @@
       </w:pPr>
       <w:r>
         <w:rPr>
+          <w:b/>
           <w:bCs/>
-          <w:b/>
         </w:rPr>
         <w:t xml:space="preserve">Answer:</w:t>
       </w:r>
@@ -2540,7 +2421,7 @@
         </w:numPr>
       </w:pPr>
       <w:r>
-        <w:t xml:space="preserve">Explain your reasoning behind your decision in Question 52.</w:t>
+        <w:t xml:space="preserve">Explain your reasoning behind your decision in Question 52. There is no right or wrong answer to this question; please simply explain your thought process.</w:t>
       </w:r>
     </w:p>
     <w:p>
@@ -2552,8 +2433,8 @@
       </w:pPr>
       <w:r>
         <w:rPr>
+          <w:b/>
           <w:bCs/>
-          <w:b/>
         </w:rPr>
         <w:t xml:space="preserve">Answer:</w:t>
       </w:r>
@@ -2566,7 +2447,7 @@
         </w:numPr>
       </w:pPr>
       <w:r>
-        <w:t xml:space="preserve">Do you think you will need to enact additional treatment measures in the coming week (over the next 7 days)?</w:t>
+        <w:t xml:space="preserve">Do you think you will need to enact additional treatment measures in the coming week (over the next 7 days)? There is no right or wrong answer to this question; just record what you think.</w:t>
       </w:r>
     </w:p>
     <w:p>
@@ -2578,8 +2459,8 @@
       </w:pPr>
       <w:r>
         <w:rPr>
+          <w:b/>
           <w:bCs/>
-          <w:b/>
         </w:rPr>
         <w:t xml:space="preserve">Answer:</w:t>
       </w:r>
@@ -2592,7 +2473,7 @@
         </w:numPr>
       </w:pPr>
       <w:r>
-        <w:t xml:space="preserve">Explain your reasoning behind your decision in Question 54.</w:t>
+        <w:t xml:space="preserve">Explain your reasoning behind your decision in Question 54. There is no right or wrong answer to this question; please simply explain your thought process.</w:t>
       </w:r>
     </w:p>
     <w:p>
@@ -2604,8 +2485,8 @@
       </w:pPr>
       <w:r>
         <w:rPr>
+          <w:b/>
           <w:bCs/>
-          <w:b/>
         </w:rPr>
         <w:t xml:space="preserve">Answer:</w:t>
       </w:r>
@@ -2618,7 +2499,7 @@
         </w:numPr>
       </w:pPr>
       <w:r>
-        <w:t xml:space="preserve">Compare the decisions you made in Question 52 and Question 54. Are they the same or different, and why?</w:t>
+        <w:t xml:space="preserve">Compare the decisions you made in Question 52 and Question 54. Are they the same or different, and why? There is no right or wrong answer to this question; please simply explain your thought process.</w:t>
       </w:r>
     </w:p>
     <w:p>
@@ -2630,8 +2511,8 @@
       </w:pPr>
       <w:r>
         <w:rPr>
+          <w:b/>
           <w:bCs/>
-          <w:b/>
         </w:rPr>
         <w:t xml:space="preserve">Answer:</w:t>
       </w:r>
@@ -2644,7 +2525,7 @@
         </w:numPr>
       </w:pPr>
       <w:r>
-        <w:t xml:space="preserve">Using the data plotted in the figures above, do you think you made the right treatment decisions in Questions 52 and 54? Explain your reasoning.</w:t>
+        <w:t xml:space="preserve">Using the data plotted in the figures above, do you think you made the right treatment decisions in Questions 52 and 54? Explain your reasoning. There is no right or wrong answer to this question; please simply explain your thought process.</w:t>
       </w:r>
     </w:p>
     <w:p>
@@ -2656,8 +2537,8 @@
       </w:pPr>
       <w:r>
         <w:rPr>
+          <w:b/>
           <w:bCs/>
-          <w:b/>
         </w:rPr>
         <w:t xml:space="preserve">Answer:</w:t>
       </w:r>
@@ -2670,7 +2551,7 @@
         </w:numPr>
       </w:pPr>
       <w:r>
-        <w:t xml:space="preserve">Evaluate the usefulness of the fall turnover forecasts. Did having a forecast available affect your decision-making compared to using real-time data?</w:t>
+        <w:t xml:space="preserve">Evaluate the usefulness of the fall turnover forecasts. Did having a forecast available affect your decision-making compared to using real-time data? There is no right or wrong answer to this question; please simply explain your thought process.</w:t>
       </w:r>
     </w:p>
     <w:p>
@@ -2682,8 +2563,8 @@
       </w:pPr>
       <w:r>
         <w:rPr>
+          <w:b/>
           <w:bCs/>
-          <w:b/>
         </w:rPr>
         <w:t xml:space="preserve">Answer:</w:t>
       </w:r>
@@ -2699,32 +2580,32 @@
       </w:pPr>
       <w:r>
         <w:rPr>
+          <w:i/>
           <w:iCs/>
-          <w:i/>
         </w:rPr>
         <w:t xml:space="preserve">This module was initially developed by: Lofton, M.E., Cooke, R.L., and C.C. Carey. 15 August 2024. Macrosystems EDDIE: Using High-Frequency Data to Manage Water Quality. Macrosystems EDDIE Module 9, Version 1.</w:t>
       </w:r>
       <w:r>
         <w:rPr>
+          <w:i/>
           <w:iCs/>
-          <w:i/>
         </w:rPr>
         <w:t xml:space="preserve"> </w:t>
       </w:r>
-      <w:hyperlink r:id="rId48">
+      <w:hyperlink r:id="rId46">
         <w:r>
           <w:rPr>
             <w:rStyle w:val="Hyperlink"/>
+            <w:i/>
             <w:iCs/>
-            <w:i/>
           </w:rPr>
           <w:t xml:space="preserve">https://serc.carleton.edu/eddie/teaching_materials/modules/module9.html</w:t>
         </w:r>
       </w:hyperlink>
       <w:r>
         <w:rPr>
+          <w:i/>
           <w:iCs/>
-          <w:i/>
         </w:rPr>
         <w:t xml:space="preserve">. Module development was supported by NSF EF-2318861.</w:t>
       </w:r>
@@ -2733,18 +2614,18 @@
       </w:r>
       <w:r>
         <w:rPr>
+          <w:i/>
           <w:iCs/>
-          <w:i/>
         </w:rPr>
-        <w:t xml:space="preserve">This app was last updated on: 2024-08-28</w:t>
-      </w:r>
-    </w:p>
+        <w:t xml:space="preserve">This app was last updated on: 2025-08-11</w:t>
+      </w:r>
+    </w:p>
+    <w:bookmarkEnd w:id="47"/>
+    <w:bookmarkEnd w:id="48"/>
     <w:bookmarkEnd w:id="49"/>
-    <w:bookmarkEnd w:id="50"/>
-    <w:bookmarkEnd w:id="51"/>
     <w:sectPr>
-      <w:footerReference r:id="rId9" w:type="even"/>
-      <w:footerReference r:id="rId10" w:type="default"/>
+      <w:footerReference r:id="rId8" w:type="even"/>
+      <w:footerReference r:id="rId9" w:type="default"/>
       <w:pgSz w:h="15840" w:w="12240"/>
       <w:pgMar w:bottom="1440" w:footer="720" w:gutter="0" w:header="720" w:left="1440" w:right="1440" w:top="1440"/>
       <w:cols w:space="720"/>
@@ -3185,14 +3066,14 @@
     </w:lvl>
   </w:abstractNum>
   <w:abstractNum w:abstractNumId="990">
-    <w:nsid w:val="A990"/>
+    <w:nsid w:val="0000A990"/>
     <w:multiLevelType w:val="multilevel"/>
     <w:lvl w:ilvl="0">
       <w:numFmt w:val="bullet"/>
       <w:lvlText w:val=" "/>
       <w:lvlJc w:val="left"/>
       <w:pPr>
-        <w:ind w:left="720" w:hanging="480"/>
+        <w:ind w:left="720" w:hanging="360"/>
       </w:pPr>
     </w:lvl>
     <w:lvl w:ilvl="1">
@@ -3200,7 +3081,7 @@
       <w:lvlText w:val=" "/>
       <w:lvlJc w:val="left"/>
       <w:pPr>
-        <w:ind w:left="1440" w:hanging="480"/>
+        <w:ind w:left="1440" w:hanging="360"/>
       </w:pPr>
     </w:lvl>
     <w:lvl w:ilvl="2">
@@ -3208,7 +3089,7 @@
       <w:lvlText w:val=" "/>
       <w:lvlJc w:val="left"/>
       <w:pPr>
-        <w:ind w:left="2160" w:hanging="480"/>
+        <w:ind w:left="2160" w:hanging="360"/>
       </w:pPr>
     </w:lvl>
     <w:lvl w:ilvl="3">
@@ -3216,7 +3097,7 @@
       <w:lvlText w:val=" "/>
       <w:lvlJc w:val="left"/>
       <w:pPr>
-        <w:ind w:left="2880" w:hanging="480"/>
+        <w:ind w:left="2880" w:hanging="360"/>
       </w:pPr>
     </w:lvl>
     <w:lvl w:ilvl="4">
@@ -3224,7 +3105,7 @@
       <w:lvlText w:val=" "/>
       <w:lvlJc w:val="left"/>
       <w:pPr>
-        <w:ind w:left="3600" w:hanging="480"/>
+        <w:ind w:left="3600" w:hanging="360"/>
       </w:pPr>
     </w:lvl>
     <w:lvl w:ilvl="5">
@@ -3232,7 +3113,7 @@
       <w:lvlText w:val=" "/>
       <w:lvlJc w:val="left"/>
       <w:pPr>
-        <w:ind w:left="4320" w:hanging="480"/>
+        <w:ind w:left="4320" w:hanging="360"/>
       </w:pPr>
     </w:lvl>
     <w:lvl w:ilvl="6">
@@ -3240,7 +3121,7 @@
       <w:lvlText w:val=" "/>
       <w:lvlJc w:val="left"/>
       <w:pPr>
-        <w:ind w:left="5040" w:hanging="480"/>
+        <w:ind w:left="5040" w:hanging="360"/>
       </w:pPr>
     </w:lvl>
     <w:lvl w:ilvl="7">
@@ -3248,7 +3129,7 @@
       <w:lvlText w:val=" "/>
       <w:lvlJc w:val="left"/>
       <w:pPr>
-        <w:ind w:left="5760" w:hanging="480"/>
+        <w:ind w:left="5760" w:hanging="360"/>
       </w:pPr>
     </w:lvl>
     <w:lvl w:ilvl="8">
@@ -3256,88 +3137,115 @@
       <w:lvlText w:val=" "/>
       <w:lvlJc w:val="left"/>
       <w:pPr>
-        <w:ind w:left="6480" w:hanging="480"/>
+        <w:ind w:left="6480" w:hanging="360"/>
       </w:pPr>
     </w:lvl>
   </w:abstractNum>
   <w:abstractNum w:abstractNumId="991">
-    <w:nsid w:val="A991"/>
+    <w:nsid w:val="0000A991"/>
     <w:multiLevelType w:val="multilevel"/>
     <w:lvl w:ilvl="0">
       <w:numFmt w:val="bullet"/>
-      <w:lvlText w:val="•"/>
-      <w:lvlJc w:val="left"/>
-      <w:pPr>
-        <w:ind w:left="720" w:hanging="480"/>
-      </w:pPr>
+      <w:lvlText w:val=""/>
+      <w:lvlJc w:val="left"/>
+      <w:pPr>
+        <w:ind w:left="720" w:hanging="360"/>
+      </w:pPr>
+      <w:rPr>
+        <w:rFonts w:ascii="Symbol" w:hAnsi="Symbol" w:cs="Symbol" w:hint="default"/>
+      </w:rPr>
     </w:lvl>
     <w:lvl w:ilvl="1">
       <w:numFmt w:val="bullet"/>
-      <w:lvlText w:val="–"/>
-      <w:lvlJc w:val="left"/>
-      <w:pPr>
-        <w:ind w:left="1440" w:hanging="480"/>
-      </w:pPr>
+      <w:lvlText w:val="o"/>
+      <w:lvlJc w:val="left"/>
+      <w:pPr>
+        <w:ind w:left="1440" w:hanging="360"/>
+      </w:pPr>
+      <w:rPr>
+        <w:rFonts w:ascii="Courier New" w:hAnsi="Courier New" w:cs="Courier New" w:hint="default"/>
+      </w:rPr>
     </w:lvl>
     <w:lvl w:ilvl="2">
       <w:numFmt w:val="bullet"/>
-      <w:lvlText w:val="•"/>
-      <w:lvlJc w:val="left"/>
-      <w:pPr>
-        <w:ind w:left="2160" w:hanging="480"/>
-      </w:pPr>
+      <w:lvlText w:val=""/>
+      <w:lvlJc w:val="left"/>
+      <w:pPr>
+        <w:ind w:left="2160" w:hanging="360"/>
+      </w:pPr>
+      <w:rPr>
+        <w:rFonts w:ascii="Wingdings" w:hAnsi="Wingdings" w:cs="Wingdings" w:hint="default"/>
+      </w:rPr>
     </w:lvl>
     <w:lvl w:ilvl="3">
       <w:numFmt w:val="bullet"/>
-      <w:lvlText w:val="–"/>
-      <w:lvlJc w:val="left"/>
-      <w:pPr>
-        <w:ind w:left="2880" w:hanging="480"/>
-      </w:pPr>
+      <w:lvlText w:val=""/>
+      <w:lvlJc w:val="left"/>
+      <w:pPr>
+        <w:ind w:left="2880" w:hanging="360"/>
+      </w:pPr>
+      <w:rPr>
+        <w:rFonts w:ascii="Symbol" w:hAnsi="Symbol" w:cs="Symbol" w:hint="default"/>
+      </w:rPr>
     </w:lvl>
     <w:lvl w:ilvl="4">
       <w:numFmt w:val="bullet"/>
-      <w:lvlText w:val="•"/>
-      <w:lvlJc w:val="left"/>
-      <w:pPr>
-        <w:ind w:left="3600" w:hanging="480"/>
-      </w:pPr>
+      <w:lvlText w:val="o"/>
+      <w:lvlJc w:val="left"/>
+      <w:pPr>
+        <w:ind w:left="3600" w:hanging="360"/>
+      </w:pPr>
+      <w:rPr>
+        <w:rFonts w:ascii="Courier New" w:hAnsi="Courier New" w:cs="Courier New" w:hint="default"/>
+      </w:rPr>
     </w:lvl>
     <w:lvl w:ilvl="5">
       <w:numFmt w:val="bullet"/>
-      <w:lvlText w:val="–"/>
-      <w:lvlJc w:val="left"/>
-      <w:pPr>
-        <w:ind w:left="4320" w:hanging="480"/>
-      </w:pPr>
+      <w:lvlText w:val=""/>
+      <w:lvlJc w:val="left"/>
+      <w:pPr>
+        <w:ind w:left="4320" w:hanging="360"/>
+      </w:pPr>
+      <w:rPr>
+        <w:rFonts w:ascii="Wingdings" w:hAnsi="Wingdings" w:cs="Wingdings" w:hint="default"/>
+      </w:rPr>
     </w:lvl>
     <w:lvl w:ilvl="6">
       <w:numFmt w:val="bullet"/>
-      <w:lvlText w:val="•"/>
-      <w:lvlJc w:val="left"/>
-      <w:pPr>
-        <w:ind w:left="5040" w:hanging="480"/>
-      </w:pPr>
+      <w:lvlText w:val=""/>
+      <w:lvlJc w:val="left"/>
+      <w:pPr>
+        <w:ind w:left="5040" w:hanging="360"/>
+      </w:pPr>
+      <w:rPr>
+        <w:rFonts w:ascii="Symbol" w:hAnsi="Symbol" w:cs="Symbol" w:hint="default"/>
+      </w:rPr>
     </w:lvl>
     <w:lvl w:ilvl="7">
       <w:numFmt w:val="bullet"/>
-      <w:lvlText w:val="–"/>
-      <w:lvlJc w:val="left"/>
-      <w:pPr>
-        <w:ind w:left="5760" w:hanging="480"/>
-      </w:pPr>
+      <w:lvlText w:val="o"/>
+      <w:lvlJc w:val="left"/>
+      <w:pPr>
+        <w:ind w:left="5760" w:hanging="360"/>
+      </w:pPr>
+      <w:rPr>
+        <w:rFonts w:ascii="Courier New" w:hAnsi="Courier New" w:cs="Courier New" w:hint="default"/>
+      </w:rPr>
     </w:lvl>
     <w:lvl w:ilvl="8">
       <w:numFmt w:val="bullet"/>
-      <w:lvlText w:val="•"/>
-      <w:lvlJc w:val="left"/>
-      <w:pPr>
-        <w:ind w:left="6480" w:hanging="480"/>
-      </w:pPr>
+      <w:lvlText w:val=""/>
+      <w:lvlJc w:val="left"/>
+      <w:pPr>
+        <w:ind w:left="6480" w:hanging="360"/>
+      </w:pPr>
+      <w:rPr>
+        <w:rFonts w:ascii="Wingdings" w:hAnsi="Wingdings" w:cs="Wingdings" w:hint="default"/>
+      </w:rPr>
     </w:lvl>
   </w:abstractNum>
   <w:abstractNum w:abstractNumId="99411">
-    <w:nsid w:val="A99411"/>
+    <w:nsid w:val="00A99411"/>
     <w:multiLevelType w:val="multilevel"/>
     <w:lvl w:ilvl="0">
       <w:start w:val="1"/>
@@ -3345,7 +3253,7 @@
       <w:lvlText w:val="%1."/>
       <w:lvlJc w:val="left"/>
       <w:pPr>
-        <w:ind w:left="720" w:hanging="480"/>
+        <w:ind w:left="720" w:hanging="360"/>
       </w:pPr>
     </w:lvl>
     <w:lvl w:ilvl="1">
@@ -3354,7 +3262,7 @@
       <w:lvlText w:val="%2."/>
       <w:lvlJc w:val="left"/>
       <w:pPr>
-        <w:ind w:left="1440" w:hanging="480"/>
+        <w:ind w:left="1440" w:hanging="360"/>
       </w:pPr>
     </w:lvl>
     <w:lvl w:ilvl="2">
@@ -3363,7 +3271,7 @@
       <w:lvlText w:val="%3."/>
       <w:lvlJc w:val="left"/>
       <w:pPr>
-        <w:ind w:left="2160" w:hanging="480"/>
+        <w:ind w:left="2160" w:hanging="360"/>
       </w:pPr>
     </w:lvl>
     <w:lvl w:ilvl="3">
@@ -3372,7 +3280,7 @@
       <w:lvlText w:val="%4."/>
       <w:lvlJc w:val="left"/>
       <w:pPr>
-        <w:ind w:left="2880" w:hanging="480"/>
+        <w:ind w:left="2880" w:hanging="360"/>
       </w:pPr>
     </w:lvl>
     <w:lvl w:ilvl="4">
@@ -3381,7 +3289,7 @@
       <w:lvlText w:val="%5."/>
       <w:lvlJc w:val="left"/>
       <w:pPr>
-        <w:ind w:left="3600" w:hanging="480"/>
+        <w:ind w:left="3600" w:hanging="360"/>
       </w:pPr>
     </w:lvl>
     <w:lvl w:ilvl="5">
@@ -3390,7 +3298,7 @@
       <w:lvlText w:val="%6."/>
       <w:lvlJc w:val="left"/>
       <w:pPr>
-        <w:ind w:left="4320" w:hanging="480"/>
+        <w:ind w:left="4320" w:hanging="360"/>
       </w:pPr>
     </w:lvl>
     <w:lvl w:ilvl="6">
@@ -3399,7 +3307,7 @@
       <w:lvlText w:val="%7."/>
       <w:lvlJc w:val="left"/>
       <w:pPr>
-        <w:ind w:left="5040" w:hanging="480"/>
+        <w:ind w:left="5040" w:hanging="360"/>
       </w:pPr>
     </w:lvl>
     <w:lvl w:ilvl="7">
@@ -3408,7 +3316,7 @@
       <w:lvlText w:val="%8."/>
       <w:lvlJc w:val="left"/>
       <w:pPr>
-        <w:ind w:left="5760" w:hanging="480"/>
+        <w:ind w:left="5760" w:hanging="360"/>
       </w:pPr>
     </w:lvl>
     <w:lvl w:ilvl="8">
@@ -3417,12 +3325,12 @@
       <w:lvlText w:val="%9."/>
       <w:lvlJc w:val="left"/>
       <w:pPr>
-        <w:ind w:left="6480" w:hanging="480"/>
+        <w:ind w:left="6480" w:hanging="360"/>
       </w:pPr>
     </w:lvl>
   </w:abstractNum>
   <w:abstractNum w:abstractNumId="99711">
-    <w:nsid w:val="A99711"/>
+    <w:nsid w:val="00A99711"/>
     <w:multiLevelType w:val="multilevel"/>
     <w:lvl w:ilvl="0">
       <w:start w:val="1"/>
@@ -3430,7 +3338,7 @@
       <w:lvlText w:val="%1."/>
       <w:lvlJc w:val="left"/>
       <w:pPr>
-        <w:ind w:left="720" w:hanging="480"/>
+        <w:ind w:left="720" w:hanging="360"/>
       </w:pPr>
     </w:lvl>
     <w:lvl w:ilvl="1">
@@ -3439,7 +3347,7 @@
       <w:lvlText w:val="%2."/>
       <w:lvlJc w:val="left"/>
       <w:pPr>
-        <w:ind w:left="1440" w:hanging="480"/>
+        <w:ind w:left="1440" w:hanging="360"/>
       </w:pPr>
     </w:lvl>
     <w:lvl w:ilvl="2">
@@ -3448,7 +3356,7 @@
       <w:lvlText w:val="%3."/>
       <w:lvlJc w:val="left"/>
       <w:pPr>
-        <w:ind w:left="2160" w:hanging="480"/>
+        <w:ind w:left="2160" w:hanging="360"/>
       </w:pPr>
     </w:lvl>
     <w:lvl w:ilvl="3">
@@ -3457,7 +3365,7 @@
       <w:lvlText w:val="%4."/>
       <w:lvlJc w:val="left"/>
       <w:pPr>
-        <w:ind w:left="2880" w:hanging="480"/>
+        <w:ind w:left="2880" w:hanging="360"/>
       </w:pPr>
     </w:lvl>
     <w:lvl w:ilvl="4">
@@ -3466,7 +3374,7 @@
       <w:lvlText w:val="%5."/>
       <w:lvlJc w:val="left"/>
       <w:pPr>
-        <w:ind w:left="3600" w:hanging="480"/>
+        <w:ind w:left="3600" w:hanging="360"/>
       </w:pPr>
     </w:lvl>
     <w:lvl w:ilvl="5">
@@ -3475,7 +3383,7 @@
       <w:lvlText w:val="%6."/>
       <w:lvlJc w:val="left"/>
       <w:pPr>
-        <w:ind w:left="4320" w:hanging="480"/>
+        <w:ind w:left="4320" w:hanging="360"/>
       </w:pPr>
     </w:lvl>
     <w:lvl w:ilvl="6">
@@ -3484,7 +3392,7 @@
       <w:lvlText w:val="%7."/>
       <w:lvlJc w:val="left"/>
       <w:pPr>
-        <w:ind w:left="5040" w:hanging="480"/>
+        <w:ind w:left="5040" w:hanging="360"/>
       </w:pPr>
     </w:lvl>
     <w:lvl w:ilvl="7">
@@ -3493,7 +3401,7 @@
       <w:lvlText w:val="%8."/>
       <w:lvlJc w:val="left"/>
       <w:pPr>
-        <w:ind w:left="5760" w:hanging="480"/>
+        <w:ind w:left="5760" w:hanging="360"/>
       </w:pPr>
     </w:lvl>
     <w:lvl w:ilvl="8">
@@ -3502,12 +3410,12 @@
       <w:lvlText w:val="%9."/>
       <w:lvlJc w:val="left"/>
       <w:pPr>
-        <w:ind w:left="6480" w:hanging="480"/>
+        <w:ind w:left="6480" w:hanging="360"/>
       </w:pPr>
     </w:lvl>
   </w:abstractNum>
   <w:abstractNum w:abstractNumId="99413">
-    <w:nsid w:val="A99413"/>
+    <w:nsid w:val="00A99413"/>
     <w:multiLevelType w:val="multilevel"/>
     <w:lvl w:ilvl="0">
       <w:start w:val="3"/>
@@ -3515,7 +3423,7 @@
       <w:lvlText w:val="%1."/>
       <w:lvlJc w:val="left"/>
       <w:pPr>
-        <w:ind w:left="720" w:hanging="480"/>
+        <w:ind w:left="720" w:hanging="360"/>
       </w:pPr>
     </w:lvl>
     <w:lvl w:ilvl="1">
@@ -3524,7 +3432,7 @@
       <w:lvlText w:val="%2."/>
       <w:lvlJc w:val="left"/>
       <w:pPr>
-        <w:ind w:left="1440" w:hanging="480"/>
+        <w:ind w:left="1440" w:hanging="360"/>
       </w:pPr>
     </w:lvl>
     <w:lvl w:ilvl="2">
@@ -3533,7 +3441,7 @@
       <w:lvlText w:val="%3."/>
       <w:lvlJc w:val="left"/>
       <w:pPr>
-        <w:ind w:left="2160" w:hanging="480"/>
+        <w:ind w:left="2160" w:hanging="360"/>
       </w:pPr>
     </w:lvl>
     <w:lvl w:ilvl="3">
@@ -3542,7 +3450,7 @@
       <w:lvlText w:val="%4."/>
       <w:lvlJc w:val="left"/>
       <w:pPr>
-        <w:ind w:left="2880" w:hanging="480"/>
+        <w:ind w:left="2880" w:hanging="360"/>
       </w:pPr>
     </w:lvl>
     <w:lvl w:ilvl="4">
@@ -3551,7 +3459,7 @@
       <w:lvlText w:val="%5."/>
       <w:lvlJc w:val="left"/>
       <w:pPr>
-        <w:ind w:left="3600" w:hanging="480"/>
+        <w:ind w:left="3600" w:hanging="360"/>
       </w:pPr>
     </w:lvl>
     <w:lvl w:ilvl="5">
@@ -3560,7 +3468,7 @@
       <w:lvlText w:val="%6."/>
       <w:lvlJc w:val="left"/>
       <w:pPr>
-        <w:ind w:left="4320" w:hanging="480"/>
+        <w:ind w:left="4320" w:hanging="360"/>
       </w:pPr>
     </w:lvl>
     <w:lvl w:ilvl="6">
@@ -3569,7 +3477,7 @@
       <w:lvlText w:val="%7."/>
       <w:lvlJc w:val="left"/>
       <w:pPr>
-        <w:ind w:left="5040" w:hanging="480"/>
+        <w:ind w:left="5040" w:hanging="360"/>
       </w:pPr>
     </w:lvl>
     <w:lvl w:ilvl="7">
@@ -3578,7 +3486,7 @@
       <w:lvlText w:val="%8."/>
       <w:lvlJc w:val="left"/>
       <w:pPr>
-        <w:ind w:left="5760" w:hanging="480"/>
+        <w:ind w:left="5760" w:hanging="360"/>
       </w:pPr>
     </w:lvl>
     <w:lvl w:ilvl="8">
@@ -3587,12 +3495,12 @@
       <w:lvlText w:val="%9."/>
       <w:lvlJc w:val="left"/>
       <w:pPr>
-        <w:ind w:left="6480" w:hanging="480"/>
+        <w:ind w:left="6480" w:hanging="360"/>
       </w:pPr>
     </w:lvl>
   </w:abstractNum>
   <w:abstractNum w:abstractNumId="99418">
-    <w:nsid w:val="A99418"/>
+    <w:nsid w:val="00A99418"/>
     <w:multiLevelType w:val="multilevel"/>
     <w:lvl w:ilvl="0">
       <w:start w:val="8"/>
@@ -3600,7 +3508,7 @@
       <w:lvlText w:val="%1."/>
       <w:lvlJc w:val="left"/>
       <w:pPr>
-        <w:ind w:left="720" w:hanging="480"/>
+        <w:ind w:left="720" w:hanging="360"/>
       </w:pPr>
     </w:lvl>
     <w:lvl w:ilvl="1">
@@ -3609,7 +3517,7 @@
       <w:lvlText w:val="%2."/>
       <w:lvlJc w:val="left"/>
       <w:pPr>
-        <w:ind w:left="1440" w:hanging="480"/>
+        <w:ind w:left="1440" w:hanging="360"/>
       </w:pPr>
     </w:lvl>
     <w:lvl w:ilvl="2">
@@ -3618,7 +3526,7 @@
       <w:lvlText w:val="%3."/>
       <w:lvlJc w:val="left"/>
       <w:pPr>
-        <w:ind w:left="2160" w:hanging="480"/>
+        <w:ind w:left="2160" w:hanging="360"/>
       </w:pPr>
     </w:lvl>
     <w:lvl w:ilvl="3">
@@ -3627,7 +3535,7 @@
       <w:lvlText w:val="%4."/>
       <w:lvlJc w:val="left"/>
       <w:pPr>
-        <w:ind w:left="2880" w:hanging="480"/>
+        <w:ind w:left="2880" w:hanging="360"/>
       </w:pPr>
     </w:lvl>
     <w:lvl w:ilvl="4">
@@ -3636,7 +3544,7 @@
       <w:lvlText w:val="%5."/>
       <w:lvlJc w:val="left"/>
       <w:pPr>
-        <w:ind w:left="3600" w:hanging="480"/>
+        <w:ind w:left="3600" w:hanging="360"/>
       </w:pPr>
     </w:lvl>
     <w:lvl w:ilvl="5">
@@ -3645,7 +3553,7 @@
       <w:lvlText w:val="%6."/>
       <w:lvlJc w:val="left"/>
       <w:pPr>
-        <w:ind w:left="4320" w:hanging="480"/>
+        <w:ind w:left="4320" w:hanging="360"/>
       </w:pPr>
     </w:lvl>
     <w:lvl w:ilvl="6">
@@ -3654,7 +3562,7 @@
       <w:lvlText w:val="%7."/>
       <w:lvlJc w:val="left"/>
       <w:pPr>
-        <w:ind w:left="5040" w:hanging="480"/>
+        <w:ind w:left="5040" w:hanging="360"/>
       </w:pPr>
     </w:lvl>
     <w:lvl w:ilvl="7">
@@ -3663,7 +3571,7 @@
       <w:lvlText w:val="%8."/>
       <w:lvlJc w:val="left"/>
       <w:pPr>
-        <w:ind w:left="5760" w:hanging="480"/>
+        <w:ind w:left="5760" w:hanging="360"/>
       </w:pPr>
     </w:lvl>
     <w:lvl w:ilvl="8">
@@ -3672,12 +3580,12 @@
       <w:lvlText w:val="%9."/>
       <w:lvlJc w:val="left"/>
       <w:pPr>
-        <w:ind w:left="6480" w:hanging="480"/>
+        <w:ind w:left="6480" w:hanging="360"/>
       </w:pPr>
     </w:lvl>
   </w:abstractNum>
   <w:abstractNum w:abstractNumId="99419">
-    <w:nsid w:val="A99419"/>
+    <w:nsid w:val="00A99419"/>
     <w:multiLevelType w:val="multilevel"/>
     <w:lvl w:ilvl="0">
       <w:start w:val="9"/>
@@ -3685,7 +3593,7 @@
       <w:lvlText w:val="%1."/>
       <w:lvlJc w:val="left"/>
       <w:pPr>
-        <w:ind w:left="720" w:hanging="480"/>
+        <w:ind w:left="720" w:hanging="360"/>
       </w:pPr>
     </w:lvl>
     <w:lvl w:ilvl="1">
@@ -3694,7 +3602,7 @@
       <w:lvlText w:val="%2."/>
       <w:lvlJc w:val="left"/>
       <w:pPr>
-        <w:ind w:left="1440" w:hanging="480"/>
+        <w:ind w:left="1440" w:hanging="360"/>
       </w:pPr>
     </w:lvl>
     <w:lvl w:ilvl="2">
@@ -3703,7 +3611,7 @@
       <w:lvlText w:val="%3."/>
       <w:lvlJc w:val="left"/>
       <w:pPr>
-        <w:ind w:left="2160" w:hanging="480"/>
+        <w:ind w:left="2160" w:hanging="360"/>
       </w:pPr>
     </w:lvl>
     <w:lvl w:ilvl="3">
@@ -3712,7 +3620,7 @@
       <w:lvlText w:val="%4."/>
       <w:lvlJc w:val="left"/>
       <w:pPr>
-        <w:ind w:left="2880" w:hanging="480"/>
+        <w:ind w:left="2880" w:hanging="360"/>
       </w:pPr>
     </w:lvl>
     <w:lvl w:ilvl="4">
@@ -3721,7 +3629,7 @@
       <w:lvlText w:val="%5."/>
       <w:lvlJc w:val="left"/>
       <w:pPr>
-        <w:ind w:left="3600" w:hanging="480"/>
+        <w:ind w:left="3600" w:hanging="360"/>
       </w:pPr>
     </w:lvl>
     <w:lvl w:ilvl="5">
@@ -3730,7 +3638,7 @@
       <w:lvlText w:val="%6."/>
       <w:lvlJc w:val="left"/>
       <w:pPr>
-        <w:ind w:left="4320" w:hanging="480"/>
+        <w:ind w:left="4320" w:hanging="360"/>
       </w:pPr>
     </w:lvl>
     <w:lvl w:ilvl="6">
@@ -3739,7 +3647,7 @@
       <w:lvlText w:val="%7."/>
       <w:lvlJc w:val="left"/>
       <w:pPr>
-        <w:ind w:left="5040" w:hanging="480"/>
+        <w:ind w:left="5040" w:hanging="360"/>
       </w:pPr>
     </w:lvl>
     <w:lvl w:ilvl="7">
@@ -3748,7 +3656,7 @@
       <w:lvlText w:val="%8."/>
       <w:lvlJc w:val="left"/>
       <w:pPr>
-        <w:ind w:left="5760" w:hanging="480"/>
+        <w:ind w:left="5760" w:hanging="360"/>
       </w:pPr>
     </w:lvl>
     <w:lvl w:ilvl="8">
@@ -3757,12 +3665,12 @@
       <w:lvlText w:val="%9."/>
       <w:lvlJc w:val="left"/>
       <w:pPr>
-        <w:ind w:left="6480" w:hanging="480"/>
+        <w:ind w:left="6480" w:hanging="360"/>
       </w:pPr>
     </w:lvl>
   </w:abstractNum>
   <w:abstractNum w:abstractNumId="994114">
-    <w:nsid w:val="A994114"/>
+    <w:nsid w:val="0A994114"/>
     <w:multiLevelType w:val="multilevel"/>
     <w:lvl w:ilvl="0">
       <w:start w:val="14"/>
@@ -3770,7 +3678,7 @@
       <w:lvlText w:val="%1."/>
       <w:lvlJc w:val="left"/>
       <w:pPr>
-        <w:ind w:left="720" w:hanging="480"/>
+        <w:ind w:left="720" w:hanging="360"/>
       </w:pPr>
     </w:lvl>
     <w:lvl w:ilvl="1">
@@ -3779,7 +3687,7 @@
       <w:lvlText w:val="%2."/>
       <w:lvlJc w:val="left"/>
       <w:pPr>
-        <w:ind w:left="1440" w:hanging="480"/>
+        <w:ind w:left="1440" w:hanging="360"/>
       </w:pPr>
     </w:lvl>
     <w:lvl w:ilvl="2">
@@ -3788,7 +3696,7 @@
       <w:lvlText w:val="%3."/>
       <w:lvlJc w:val="left"/>
       <w:pPr>
-        <w:ind w:left="2160" w:hanging="480"/>
+        <w:ind w:left="2160" w:hanging="360"/>
       </w:pPr>
     </w:lvl>
     <w:lvl w:ilvl="3">
@@ -3797,7 +3705,7 @@
       <w:lvlText w:val="%4."/>
       <w:lvlJc w:val="left"/>
       <w:pPr>
-        <w:ind w:left="2880" w:hanging="480"/>
+        <w:ind w:left="2880" w:hanging="360"/>
       </w:pPr>
     </w:lvl>
     <w:lvl w:ilvl="4">
@@ -3806,7 +3714,7 @@
       <w:lvlText w:val="%5."/>
       <w:lvlJc w:val="left"/>
       <w:pPr>
-        <w:ind w:left="3600" w:hanging="480"/>
+        <w:ind w:left="3600" w:hanging="360"/>
       </w:pPr>
     </w:lvl>
     <w:lvl w:ilvl="5">
@@ -3815,7 +3723,7 @@
       <w:lvlText w:val="%6."/>
       <w:lvlJc w:val="left"/>
       <w:pPr>
-        <w:ind w:left="4320" w:hanging="480"/>
+        <w:ind w:left="4320" w:hanging="360"/>
       </w:pPr>
     </w:lvl>
     <w:lvl w:ilvl="6">
@@ -3824,7 +3732,7 @@
       <w:lvlText w:val="%7."/>
       <w:lvlJc w:val="left"/>
       <w:pPr>
-        <w:ind w:left="5040" w:hanging="480"/>
+        <w:ind w:left="5040" w:hanging="360"/>
       </w:pPr>
     </w:lvl>
     <w:lvl w:ilvl="7">
@@ -3833,7 +3741,7 @@
       <w:lvlText w:val="%8."/>
       <w:lvlJc w:val="left"/>
       <w:pPr>
-        <w:ind w:left="5760" w:hanging="480"/>
+        <w:ind w:left="5760" w:hanging="360"/>
       </w:pPr>
     </w:lvl>
     <w:lvl w:ilvl="8">
@@ -3842,12 +3750,12 @@
       <w:lvlText w:val="%9."/>
       <w:lvlJc w:val="left"/>
       <w:pPr>
-        <w:ind w:left="6480" w:hanging="480"/>
+        <w:ind w:left="6480" w:hanging="360"/>
       </w:pPr>
     </w:lvl>
   </w:abstractNum>
   <w:abstractNum w:abstractNumId="994121">
-    <w:nsid w:val="A994121"/>
+    <w:nsid w:val="0A994121"/>
     <w:multiLevelType w:val="multilevel"/>
     <w:lvl w:ilvl="0">
       <w:start w:val="21"/>
@@ -3855,7 +3763,7 @@
       <w:lvlText w:val="%1."/>
       <w:lvlJc w:val="left"/>
       <w:pPr>
-        <w:ind w:left="720" w:hanging="480"/>
+        <w:ind w:left="720" w:hanging="360"/>
       </w:pPr>
     </w:lvl>
     <w:lvl w:ilvl="1">
@@ -3864,7 +3772,7 @@
       <w:lvlText w:val="%2."/>
       <w:lvlJc w:val="left"/>
       <w:pPr>
-        <w:ind w:left="1440" w:hanging="480"/>
+        <w:ind w:left="1440" w:hanging="360"/>
       </w:pPr>
     </w:lvl>
     <w:lvl w:ilvl="2">
@@ -3873,7 +3781,7 @@
       <w:lvlText w:val="%3."/>
       <w:lvlJc w:val="left"/>
       <w:pPr>
-        <w:ind w:left="2160" w:hanging="480"/>
+        <w:ind w:left="2160" w:hanging="360"/>
       </w:pPr>
     </w:lvl>
     <w:lvl w:ilvl="3">
@@ -3882,7 +3790,7 @@
       <w:lvlText w:val="%4."/>
       <w:lvlJc w:val="left"/>
       <w:pPr>
-        <w:ind w:left="2880" w:hanging="480"/>
+        <w:ind w:left="2880" w:hanging="360"/>
       </w:pPr>
     </w:lvl>
     <w:lvl w:ilvl="4">
@@ -3891,7 +3799,7 @@
       <w:lvlText w:val="%5."/>
       <w:lvlJc w:val="left"/>
       <w:pPr>
-        <w:ind w:left="3600" w:hanging="480"/>
+        <w:ind w:left="3600" w:hanging="360"/>
       </w:pPr>
     </w:lvl>
     <w:lvl w:ilvl="5">
@@ -3900,7 +3808,7 @@
       <w:lvlText w:val="%6."/>
       <w:lvlJc w:val="left"/>
       <w:pPr>
-        <w:ind w:left="4320" w:hanging="480"/>
+        <w:ind w:left="4320" w:hanging="360"/>
       </w:pPr>
     </w:lvl>
     <w:lvl w:ilvl="6">
@@ -3909,7 +3817,7 @@
       <w:lvlText w:val="%7."/>
       <w:lvlJc w:val="left"/>
       <w:pPr>
-        <w:ind w:left="5040" w:hanging="480"/>
+        <w:ind w:left="5040" w:hanging="360"/>
       </w:pPr>
     </w:lvl>
     <w:lvl w:ilvl="7">
@@ -3918,7 +3826,7 @@
       <w:lvlText w:val="%8."/>
       <w:lvlJc w:val="left"/>
       <w:pPr>
-        <w:ind w:left="5760" w:hanging="480"/>
+        <w:ind w:left="5760" w:hanging="360"/>
       </w:pPr>
     </w:lvl>
     <w:lvl w:ilvl="8">
@@ -3927,12 +3835,12 @@
       <w:lvlText w:val="%9."/>
       <w:lvlJc w:val="left"/>
       <w:pPr>
-        <w:ind w:left="6480" w:hanging="480"/>
+        <w:ind w:left="6480" w:hanging="360"/>
       </w:pPr>
     </w:lvl>
   </w:abstractNum>
   <w:abstractNum w:abstractNumId="994125">
-    <w:nsid w:val="A994125"/>
+    <w:nsid w:val="0A994125"/>
     <w:multiLevelType w:val="multilevel"/>
     <w:lvl w:ilvl="0">
       <w:start w:val="25"/>
@@ -3940,7 +3848,7 @@
       <w:lvlText w:val="%1."/>
       <w:lvlJc w:val="left"/>
       <w:pPr>
-        <w:ind w:left="720" w:hanging="480"/>
+        <w:ind w:left="720" w:hanging="360"/>
       </w:pPr>
     </w:lvl>
     <w:lvl w:ilvl="1">
@@ -3949,7 +3857,7 @@
       <w:lvlText w:val="%2."/>
       <w:lvlJc w:val="left"/>
       <w:pPr>
-        <w:ind w:left="1440" w:hanging="480"/>
+        <w:ind w:left="1440" w:hanging="360"/>
       </w:pPr>
     </w:lvl>
     <w:lvl w:ilvl="2">
@@ -3958,7 +3866,7 @@
       <w:lvlText w:val="%3."/>
       <w:lvlJc w:val="left"/>
       <w:pPr>
-        <w:ind w:left="2160" w:hanging="480"/>
+        <w:ind w:left="2160" w:hanging="360"/>
       </w:pPr>
     </w:lvl>
     <w:lvl w:ilvl="3">
@@ -3967,7 +3875,7 @@
       <w:lvlText w:val="%4."/>
       <w:lvlJc w:val="left"/>
       <w:pPr>
-        <w:ind w:left="2880" w:hanging="480"/>
+        <w:ind w:left="2880" w:hanging="360"/>
       </w:pPr>
     </w:lvl>
     <w:lvl w:ilvl="4">
@@ -3976,7 +3884,7 @@
       <w:lvlText w:val="%5."/>
       <w:lvlJc w:val="left"/>
       <w:pPr>
-        <w:ind w:left="3600" w:hanging="480"/>
+        <w:ind w:left="3600" w:hanging="360"/>
       </w:pPr>
     </w:lvl>
     <w:lvl w:ilvl="5">
@@ -3985,7 +3893,7 @@
       <w:lvlText w:val="%6."/>
       <w:lvlJc w:val="left"/>
       <w:pPr>
-        <w:ind w:left="4320" w:hanging="480"/>
+        <w:ind w:left="4320" w:hanging="360"/>
       </w:pPr>
     </w:lvl>
     <w:lvl w:ilvl="6">
@@ -3994,7 +3902,7 @@
       <w:lvlText w:val="%7."/>
       <w:lvlJc w:val="left"/>
       <w:pPr>
-        <w:ind w:left="5040" w:hanging="480"/>
+        <w:ind w:left="5040" w:hanging="360"/>
       </w:pPr>
     </w:lvl>
     <w:lvl w:ilvl="7">
@@ -4003,7 +3911,7 @@
       <w:lvlText w:val="%8."/>
       <w:lvlJc w:val="left"/>
       <w:pPr>
-        <w:ind w:left="5760" w:hanging="480"/>
+        <w:ind w:left="5760" w:hanging="360"/>
       </w:pPr>
     </w:lvl>
     <w:lvl w:ilvl="8">
@@ -4012,12 +3920,12 @@
       <w:lvlText w:val="%9."/>
       <w:lvlJc w:val="left"/>
       <w:pPr>
-        <w:ind w:left="6480" w:hanging="480"/>
+        <w:ind w:left="6480" w:hanging="360"/>
       </w:pPr>
     </w:lvl>
   </w:abstractNum>
   <w:abstractNum w:abstractNumId="994130">
-    <w:nsid w:val="A994130"/>
+    <w:nsid w:val="0A994130"/>
     <w:multiLevelType w:val="multilevel"/>
     <w:lvl w:ilvl="0">
       <w:start w:val="30"/>
@@ -4025,7 +3933,7 @@
       <w:lvlText w:val="%1."/>
       <w:lvlJc w:val="left"/>
       <w:pPr>
-        <w:ind w:left="720" w:hanging="480"/>
+        <w:ind w:left="720" w:hanging="360"/>
       </w:pPr>
     </w:lvl>
     <w:lvl w:ilvl="1">
@@ -4034,7 +3942,7 @@
       <w:lvlText w:val="%2."/>
       <w:lvlJc w:val="left"/>
       <w:pPr>
-        <w:ind w:left="1440" w:hanging="480"/>
+        <w:ind w:left="1440" w:hanging="360"/>
       </w:pPr>
     </w:lvl>
     <w:lvl w:ilvl="2">
@@ -4043,7 +3951,7 @@
       <w:lvlText w:val="%3."/>
       <w:lvlJc w:val="left"/>
       <w:pPr>
-        <w:ind w:left="2160" w:hanging="480"/>
+        <w:ind w:left="2160" w:hanging="360"/>
       </w:pPr>
     </w:lvl>
     <w:lvl w:ilvl="3">
@@ -4052,7 +3960,7 @@
       <w:lvlText w:val="%4."/>
       <w:lvlJc w:val="left"/>
       <w:pPr>
-        <w:ind w:left="2880" w:hanging="480"/>
+        <w:ind w:left="2880" w:hanging="360"/>
       </w:pPr>
     </w:lvl>
     <w:lvl w:ilvl="4">
@@ -4061,7 +3969,7 @@
       <w:lvlText w:val="%5."/>
       <w:lvlJc w:val="left"/>
       <w:pPr>
-        <w:ind w:left="3600" w:hanging="480"/>
+        <w:ind w:left="3600" w:hanging="360"/>
       </w:pPr>
     </w:lvl>
     <w:lvl w:ilvl="5">
@@ -4070,7 +3978,7 @@
       <w:lvlText w:val="%6."/>
       <w:lvlJc w:val="left"/>
       <w:pPr>
-        <w:ind w:left="4320" w:hanging="480"/>
+        <w:ind w:left="4320" w:hanging="360"/>
       </w:pPr>
     </w:lvl>
     <w:lvl w:ilvl="6">
@@ -4079,7 +3987,7 @@
       <w:lvlText w:val="%7."/>
       <w:lvlJc w:val="left"/>
       <w:pPr>
-        <w:ind w:left="5040" w:hanging="480"/>
+        <w:ind w:left="5040" w:hanging="360"/>
       </w:pPr>
     </w:lvl>
     <w:lvl w:ilvl="7">
@@ -4088,7 +3996,7 @@
       <w:lvlText w:val="%8."/>
       <w:lvlJc w:val="left"/>
       <w:pPr>
-        <w:ind w:left="5760" w:hanging="480"/>
+        <w:ind w:left="5760" w:hanging="360"/>
       </w:pPr>
     </w:lvl>
     <w:lvl w:ilvl="8">
@@ -4097,12 +4005,12 @@
       <w:lvlText w:val="%9."/>
       <w:lvlJc w:val="left"/>
       <w:pPr>
-        <w:ind w:left="6480" w:hanging="480"/>
+        <w:ind w:left="6480" w:hanging="360"/>
       </w:pPr>
     </w:lvl>
   </w:abstractNum>
   <w:abstractNum w:abstractNumId="994138">
-    <w:nsid w:val="A994138"/>
+    <w:nsid w:val="0A994138"/>
     <w:multiLevelType w:val="multilevel"/>
     <w:lvl w:ilvl="0">
       <w:start w:val="38"/>
@@ -4110,7 +4018,7 @@
       <w:lvlText w:val="%1."/>
       <w:lvlJc w:val="left"/>
       <w:pPr>
-        <w:ind w:left="720" w:hanging="480"/>
+        <w:ind w:left="720" w:hanging="360"/>
       </w:pPr>
     </w:lvl>
     <w:lvl w:ilvl="1">
@@ -4119,7 +4027,7 @@
       <w:lvlText w:val="%2."/>
       <w:lvlJc w:val="left"/>
       <w:pPr>
-        <w:ind w:left="1440" w:hanging="480"/>
+        <w:ind w:left="1440" w:hanging="360"/>
       </w:pPr>
     </w:lvl>
     <w:lvl w:ilvl="2">
@@ -4128,7 +4036,7 @@
       <w:lvlText w:val="%3."/>
       <w:lvlJc w:val="left"/>
       <w:pPr>
-        <w:ind w:left="2160" w:hanging="480"/>
+        <w:ind w:left="2160" w:hanging="360"/>
       </w:pPr>
     </w:lvl>
     <w:lvl w:ilvl="3">
@@ -4137,7 +4045,7 @@
       <w:lvlText w:val="%4."/>
       <w:lvlJc w:val="left"/>
       <w:pPr>
-        <w:ind w:left="2880" w:hanging="480"/>
+        <w:ind w:left="2880" w:hanging="360"/>
       </w:pPr>
     </w:lvl>
     <w:lvl w:ilvl="4">
@@ -4146,7 +4054,7 @@
       <w:lvlText w:val="%5."/>
       <w:lvlJc w:val="left"/>
       <w:pPr>
-        <w:ind w:left="3600" w:hanging="480"/>
+        <w:ind w:left="3600" w:hanging="360"/>
       </w:pPr>
     </w:lvl>
     <w:lvl w:ilvl="5">
@@ -4155,7 +4063,7 @@
       <w:lvlText w:val="%6."/>
       <w:lvlJc w:val="left"/>
       <w:pPr>
-        <w:ind w:left="4320" w:hanging="480"/>
+        <w:ind w:left="4320" w:hanging="360"/>
       </w:pPr>
     </w:lvl>
     <w:lvl w:ilvl="6">
@@ -4164,7 +4072,7 @@
       <w:lvlText w:val="%7."/>
       <w:lvlJc w:val="left"/>
       <w:pPr>
-        <w:ind w:left="5040" w:hanging="480"/>
+        <w:ind w:left="5040" w:hanging="360"/>
       </w:pPr>
     </w:lvl>
     <w:lvl w:ilvl="7">
@@ -4173,7 +4081,7 @@
       <w:lvlText w:val="%8."/>
       <w:lvlJc w:val="left"/>
       <w:pPr>
-        <w:ind w:left="5760" w:hanging="480"/>
+        <w:ind w:left="5760" w:hanging="360"/>
       </w:pPr>
     </w:lvl>
     <w:lvl w:ilvl="8">
@@ -4182,12 +4090,12 @@
       <w:lvlText w:val="%9."/>
       <w:lvlJc w:val="left"/>
       <w:pPr>
-        <w:ind w:left="6480" w:hanging="480"/>
+        <w:ind w:left="6480" w:hanging="360"/>
       </w:pPr>
     </w:lvl>
   </w:abstractNum>
   <w:abstractNum w:abstractNumId="994143">
-    <w:nsid w:val="A994143"/>
+    <w:nsid w:val="0A994143"/>
     <w:multiLevelType w:val="multilevel"/>
     <w:lvl w:ilvl="0">
       <w:start w:val="43"/>
@@ -4195,7 +4103,7 @@
       <w:lvlText w:val="%1."/>
       <w:lvlJc w:val="left"/>
       <w:pPr>
-        <w:ind w:left="720" w:hanging="480"/>
+        <w:ind w:left="720" w:hanging="360"/>
       </w:pPr>
     </w:lvl>
     <w:lvl w:ilvl="1">
@@ -4204,7 +4112,7 @@
       <w:lvlText w:val="%2."/>
       <w:lvlJc w:val="left"/>
       <w:pPr>
-        <w:ind w:left="1440" w:hanging="480"/>
+        <w:ind w:left="1440" w:hanging="360"/>
       </w:pPr>
     </w:lvl>
     <w:lvl w:ilvl="2">
@@ -4213,7 +4121,7 @@
       <w:lvlText w:val="%3."/>
       <w:lvlJc w:val="left"/>
       <w:pPr>
-        <w:ind w:left="2160" w:hanging="480"/>
+        <w:ind w:left="2160" w:hanging="360"/>
       </w:pPr>
     </w:lvl>
     <w:lvl w:ilvl="3">
@@ -4222,7 +4130,7 @@
       <w:lvlText w:val="%4."/>
       <w:lvlJc w:val="left"/>
       <w:pPr>
-        <w:ind w:left="2880" w:hanging="480"/>
+        <w:ind w:left="2880" w:hanging="360"/>
       </w:pPr>
     </w:lvl>
     <w:lvl w:ilvl="4">
@@ -4231,7 +4139,7 @@
       <w:lvlText w:val="%5."/>
       <w:lvlJc w:val="left"/>
       <w:pPr>
-        <w:ind w:left="3600" w:hanging="480"/>
+        <w:ind w:left="3600" w:hanging="360"/>
       </w:pPr>
     </w:lvl>
     <w:lvl w:ilvl="5">
@@ -4240,7 +4148,7 @@
       <w:lvlText w:val="%6."/>
       <w:lvlJc w:val="left"/>
       <w:pPr>
-        <w:ind w:left="4320" w:hanging="480"/>
+        <w:ind w:left="4320" w:hanging="360"/>
       </w:pPr>
     </w:lvl>
     <w:lvl w:ilvl="6">
@@ -4249,7 +4157,7 @@
       <w:lvlText w:val="%7."/>
       <w:lvlJc w:val="left"/>
       <w:pPr>
-        <w:ind w:left="5040" w:hanging="480"/>
+        <w:ind w:left="5040" w:hanging="360"/>
       </w:pPr>
     </w:lvl>
     <w:lvl w:ilvl="7">
@@ -4258,7 +4166,7 @@
       <w:lvlText w:val="%8."/>
       <w:lvlJc w:val="left"/>
       <w:pPr>
-        <w:ind w:left="5760" w:hanging="480"/>
+        <w:ind w:left="5760" w:hanging="360"/>
       </w:pPr>
     </w:lvl>
     <w:lvl w:ilvl="8">
@@ -4267,12 +4175,12 @@
       <w:lvlText w:val="%9."/>
       <w:lvlJc w:val="left"/>
       <w:pPr>
-        <w:ind w:left="6480" w:hanging="480"/>
+        <w:ind w:left="6480" w:hanging="360"/>
       </w:pPr>
     </w:lvl>
   </w:abstractNum>
   <w:abstractNum w:abstractNumId="994147">
-    <w:nsid w:val="A994147"/>
+    <w:nsid w:val="0A994147"/>
     <w:multiLevelType w:val="multilevel"/>
     <w:lvl w:ilvl="0">
       <w:start w:val="47"/>
@@ -4280,7 +4188,7 @@
       <w:lvlText w:val="%1."/>
       <w:lvlJc w:val="left"/>
       <w:pPr>
-        <w:ind w:left="720" w:hanging="480"/>
+        <w:ind w:left="720" w:hanging="360"/>
       </w:pPr>
     </w:lvl>
     <w:lvl w:ilvl="1">
@@ -4289,7 +4197,7 @@
       <w:lvlText w:val="%2."/>
       <w:lvlJc w:val="left"/>
       <w:pPr>
-        <w:ind w:left="1440" w:hanging="480"/>
+        <w:ind w:left="1440" w:hanging="360"/>
       </w:pPr>
     </w:lvl>
     <w:lvl w:ilvl="2">
@@ -4298,7 +4206,7 @@
       <w:lvlText w:val="%3."/>
       <w:lvlJc w:val="left"/>
       <w:pPr>
-        <w:ind w:left="2160" w:hanging="480"/>
+        <w:ind w:left="2160" w:hanging="360"/>
       </w:pPr>
     </w:lvl>
     <w:lvl w:ilvl="3">
@@ -4307,7 +4215,7 @@
       <w:lvlText w:val="%4."/>
       <w:lvlJc w:val="left"/>
       <w:pPr>
-        <w:ind w:left="2880" w:hanging="480"/>
+        <w:ind w:left="2880" w:hanging="360"/>
       </w:pPr>
     </w:lvl>
     <w:lvl w:ilvl="4">
@@ -4316,7 +4224,7 @@
       <w:lvlText w:val="%5."/>
       <w:lvlJc w:val="left"/>
       <w:pPr>
-        <w:ind w:left="3600" w:hanging="480"/>
+        <w:ind w:left="3600" w:hanging="360"/>
       </w:pPr>
     </w:lvl>
     <w:lvl w:ilvl="5">
@@ -4325,7 +4233,7 @@
       <w:lvlText w:val="%6."/>
       <w:lvlJc w:val="left"/>
       <w:pPr>
-        <w:ind w:left="4320" w:hanging="480"/>
+        <w:ind w:left="4320" w:hanging="360"/>
       </w:pPr>
     </w:lvl>
     <w:lvl w:ilvl="6">
@@ -4334,7 +4242,7 @@
       <w:lvlText w:val="%7."/>
       <w:lvlJc w:val="left"/>
       <w:pPr>
-        <w:ind w:left="5040" w:hanging="480"/>
+        <w:ind w:left="5040" w:hanging="360"/>
       </w:pPr>
     </w:lvl>
     <w:lvl w:ilvl="7">
@@ -4343,7 +4251,7 @@
       <w:lvlText w:val="%8."/>
       <w:lvlJc w:val="left"/>
       <w:pPr>
-        <w:ind w:left="5760" w:hanging="480"/>
+        <w:ind w:left="5760" w:hanging="360"/>
       </w:pPr>
     </w:lvl>
     <w:lvl w:ilvl="8">
@@ -4352,7 +4260,7 @@
       <w:lvlText w:val="%9."/>
       <w:lvlJc w:val="left"/>
       <w:pPr>
-        <w:ind w:left="6480" w:hanging="480"/>
+        <w:ind w:left="6480" w:hanging="360"/>
       </w:pPr>
     </w:lvl>
   </w:abstractNum>
